--- a/zht/docx/22.content.docx
+++ b/zht/docx/22.content.docx
@@ -28,22 +28,6 @@
       </w:r>
     </w:p>
     <w:p>
-      <w:pPr>
-        <w:pStyle w:val="Heading2"/>
-      </w:pPr>
-      <w:r>
-        <w:rPr>
-          <w:lang w:val="zh_TW" w:bidi="zh_TW"/>
-        </w:rPr>
-        <w:t>License Information</w:t>
-      </w:r>
-      <w:r>
-        <w:rPr>
-          <w:lang w:val="zh_TW" w:bidi="zh_TW"/>
-        </w:rPr>
-      </w:r>
-    </w:p>
-    <w:p>
       <w:pPr/>
       <w:r>
         <w:rPr>
@@ -55,19 +39,21 @@
           <w:b/>
           <w:lang w:val="zh_TW" w:bidi="zh_TW"/>
         </w:rPr>
-        <w:t>研讀筆記 (Tyndale)</w:t>
-      </w:r>
-      <w:r>
-        <w:rPr>
-          <w:lang w:val="zh_TW" w:bidi="zh_TW"/>
-        </w:rPr>
-        <w:t xml:space="preserve"> (Chinese (Traditional)) is based on</w:t>
-      </w:r>
-      <w:r>
-        <w:rPr>
-          <w:lang w:val="zh_TW" w:bidi="zh_TW"/>
-        </w:rPr>
-        <w:t xml:space="preserve">: </w:t>
+        <w:t>Aquifer Open Study Notes</w:t>
+      </w:r>
+    </w:p>
+    <w:p>
+      <w:pPr/>
+      <w:r>
+        <w:rPr>
+          <w:lang w:val="zh_TW" w:bidi="zh_TW"/>
+        </w:rPr>
+      </w:r>
+      <w:r>
+        <w:rPr>
+          <w:lang w:val="zh_TW" w:bidi="zh_TW"/>
+        </w:rPr>
+        <w:t xml:space="preserve">This work is an adaptation of </w:t>
       </w:r>
       <w:r>
         <w:rPr>
@@ -79,62 +65,33 @@
         <w:rPr>
           <w:lang w:val="zh_TW" w:bidi="zh_TW"/>
         </w:rPr>
-        <w:t xml:space="preserve">, </w:t>
-      </w:r>
-      <w:hyperlink r:id="rId13">
-        <w:r>
-          <w:rPr>
-            <w:lang w:val="zh_TW" w:bidi="zh_TW"/>
-          </w:rPr>
-          <w:rPr>
-            <w:color w:val="0000EE"/>
-            <w:u w:val="single"/>
-          </w:rPr>
-          <w:t>Tyndale House Publishers</w:t>
-        </w:r>
-      </w:hyperlink>
-      <w:r>
-        <w:rPr>
-          <w:lang w:val="zh_TW" w:bidi="zh_TW"/>
-        </w:rPr>
-        <w:t xml:space="preserve">, 2019, which is licensed under a </w:t>
-      </w:r>
-      <w:hyperlink r:id="rId14">
-        <w:r>
-          <w:rPr>
-            <w:lang w:val="zh_TW" w:bidi="zh_TW"/>
-          </w:rPr>
-          <w:rPr>
-            <w:color w:val="0000EE"/>
-            <w:u w:val="single"/>
-          </w:rPr>
-          <w:t>CC BY-SA 4.0 license</w:t>
-        </w:r>
-      </w:hyperlink>
-      <w:r>
-        <w:rPr>
-          <w:lang w:val="zh_TW" w:bidi="zh_TW"/>
-        </w:rPr>
-        <w:t>.</w:t>
-      </w:r>
-      <w:r>
-        <w:rPr>
-          <w:lang w:val="zh_TW" w:bidi="zh_TW"/>
-        </w:rPr>
-      </w:r>
-    </w:p>
-    <w:p>
-      <w:pPr/>
-      <w:r>
-        <w:rPr>
-          <w:lang w:val="zh_TW" w:bidi="zh_TW"/>
-        </w:rPr>
-      </w:r>
-      <w:r>
-        <w:rPr>
-          <w:lang w:val="zh_TW" w:bidi="zh_TW"/>
-        </w:rPr>
-        <w:t>This PDF version is provided under the same license.</w:t>
+        <w:t xml:space="preserve"> © 2023 Tyndale House Publishers, licensed under the CC BY-SA 4.0 license. The adaptation, </w:t>
+      </w:r>
+      <w:r>
+        <w:rPr>
+          <w:lang w:val="zh_TW" w:bidi="zh_TW"/>
+        </w:rPr>
+        <w:t>Aquifer Open Study Notes</w:t>
+      </w:r>
+      <w:r>
+        <w:rPr>
+          <w:lang w:val="zh_TW" w:bidi="zh_TW"/>
+        </w:rPr>
+        <w:t>, was created by Mission Mutual and is also licensed under CC BY-SA 4.0.</w:t>
+      </w:r>
+    </w:p>
+    <w:p>
+      <w:pPr/>
+      <w:r>
+        <w:rPr>
+          <w:lang w:val="zh_TW" w:bidi="zh_TW"/>
+        </w:rPr>
+      </w:r>
+      <w:r>
+        <w:rPr>
+          <w:lang w:val="zh_TW" w:bidi="zh_TW"/>
+        </w:rPr>
+        <w:t>This resource has been adapted into multiple languages, including English, Tok Pisin, Arabic (عربي), French (Français), Hindi (हिंदी), Indonesian (Bahasa Indonesia), Portuguese (Português), Russian (Русский), Spanish (Español), Swahili (Kiswahili), and Simplified Chinese (简体中文).</w:t>
       </w:r>
       <w:r>
         <w:rPr>
@@ -308,7 +265,7 @@
         </w:rPr>
         <w:t>，「作者」）。聖經的英文譯者準確地理解了「歌中之歌」為希伯來語中的最高級，因此這卷書中的詩歌是最高等、最美好或最崇高的，這可能意味著它比所羅門的其它1,005首詩歌更美妙（見</w:t>
       </w:r>
-      <w:hyperlink r:id="rId15">
+      <w:hyperlink r:id="rId13">
         <w:r>
           <w:rPr>
             <w:lang w:val="zh_TW" w:bidi="zh_TW"/>
@@ -484,7 +441,7 @@
         </w:rPr>
         <w:t>根據三角色劇目的解讀（the three-character dramatic interpretation），《雅歌》開篇解釋了這位女子的困境。王即將把她帶進王宮，但她真摯的情感都已經傾注在了她牧羊的愛人（shepherd lover）身上。女子希望她的愛人能將她從王面前救出來（</w:t>
       </w:r>
-      <w:hyperlink r:id="rId16">
+      <w:hyperlink r:id="rId14">
         <w:r>
           <w:rPr>
             <w:lang w:val="zh_TW" w:bidi="zh_TW"/>
@@ -578,7 +535,7 @@
         </w:rPr>
         <w:t>：這位年輕男子的魅力不僅僅在外表上。他有著極好的聲譽——眾女子在</w:t>
       </w:r>
-      <w:hyperlink r:id="rId16">
+      <w:hyperlink r:id="rId14">
         <w:r>
           <w:rPr>
             <w:lang w:val="zh_TW" w:bidi="zh_TW"/>
@@ -752,7 +709,7 @@
         </w:rPr>
         <w:t>如果《雅歌》是一系列沒有敘事線索的情詩，那麼在這裡把她的戀人當成王而後在別處把他當成牧羊人（例如，</w:t>
       </w:r>
-      <w:hyperlink r:id="rId17">
+      <w:hyperlink r:id="rId15">
         <w:r>
           <w:rPr>
             <w:lang w:val="zh_TW" w:bidi="zh_TW"/>
@@ -788,7 +745,7 @@
         </w:rPr>
         <w:t>女子經常對耶路撒冷的年輕女子說話（例如，</w:t>
       </w:r>
-      <w:hyperlink r:id="rId18">
+      <w:hyperlink r:id="rId16">
         <w:r>
           <w:rPr>
             <w:lang w:val="zh_TW" w:bidi="zh_TW"/>
@@ -800,7 +757,7 @@
           <w:t>2:7，</w:t>
         </w:r>
       </w:hyperlink>
-      <w:hyperlink r:id="rId19">
+      <w:hyperlink r:id="rId17">
         <w:r>
           <w:rPr>
             <w:lang w:val="zh_TW" w:bidi="zh_TW"/>
@@ -818,7 +775,7 @@
         </w:rPr>
         <w:t>）。她們被描繪為她親密、可信賴的朋友，會回應女子的請求。她經常向她們傾訴她對戀人的感情，她們從旁觀者的視角稱讚這對情侶（例如，</w:t>
       </w:r>
-      <w:hyperlink r:id="rId20">
+      <w:hyperlink r:id="rId18">
         <w:r>
           <w:rPr>
             <w:lang w:val="zh_TW" w:bidi="zh_TW"/>
@@ -836,7 +793,7 @@
         </w:rPr>
         <w:t>、</w:t>
       </w:r>
-      <w:hyperlink r:id="rId21">
+      <w:hyperlink r:id="rId19">
         <w:r>
           <w:rPr>
             <w:lang w:val="zh_TW" w:bidi="zh_TW"/>
@@ -924,7 +881,7 @@
         </w:rPr>
         <w:t>這位女子膚色黝黑與她的種族無關；她的皮膚是被太陽曬黑的。她雖然黑，卻仍然自尊自愛地宣稱自己是俊美的。她因照料葡萄園和看守羊群而顯得膚色健康（另見</w:t>
       </w:r>
-      <w:hyperlink r:id="rId22">
+      <w:hyperlink r:id="rId20">
         <w:r>
           <w:rPr>
             <w:lang w:val="zh_TW" w:bidi="zh_TW"/>
@@ -1008,7 +965,7 @@
         </w:rPr>
         <w:t>如果《雅歌》是一部三角色劇目（three-character drama），而牧羊人是她的愛人，當她在王宮時，這對情侶是分開的，那麼在這段經文中，她想確定離開王宮後就能找到他。有兩次，她因害怕再次失去他而感到焦慮（</w:t>
       </w:r>
-      <w:hyperlink r:id="rId23">
+      <w:hyperlink r:id="rId21">
         <w:r>
           <w:rPr>
             <w:lang w:val="zh_TW" w:bidi="zh_TW"/>
@@ -1020,7 +977,7 @@
           <w:t>3:1–4，</w:t>
         </w:r>
       </w:hyperlink>
-      <w:hyperlink r:id="rId24">
+      <w:hyperlink r:id="rId22">
         <w:r>
           <w:rPr>
             <w:lang w:val="zh_TW" w:bidi="zh_TW"/>
@@ -1038,7 +995,7 @@
         </w:rPr>
         <w:t>）。在別處，她的擔憂較為微妙（</w:t>
       </w:r>
-      <w:hyperlink r:id="rId25">
+      <w:hyperlink r:id="rId23">
         <w:r>
           <w:rPr>
             <w:lang w:val="zh_TW" w:bidi="zh_TW"/>
@@ -1121,7 +1078,7 @@
         </w:rPr>
         <w:t>解釋為對這位女子身體的隱喻（參</w:t>
       </w:r>
-      <w:hyperlink r:id="rId26">
+      <w:hyperlink r:id="rId24">
         <w:r>
           <w:rPr>
             <w:lang w:val="zh_TW" w:bidi="zh_TW"/>
@@ -1139,7 +1096,7 @@
         </w:rPr>
         <w:t>，</w:t>
       </w:r>
-      <w:hyperlink r:id="rId27">
+      <w:hyperlink r:id="rId25">
         <w:r>
           <w:rPr>
             <w:lang w:val="zh_TW" w:bidi="zh_TW"/>
@@ -1157,7 +1114,7 @@
         </w:rPr>
         <w:t>）。在古代近東社會，女子的弟兄們要保護他們的姐妹不與男人過早發生親密關係。女子的抗議反映出她認為自己已經為愛情作好預備了（另見</w:t>
       </w:r>
-      <w:hyperlink r:id="rId28">
+      <w:hyperlink r:id="rId26">
         <w:r>
           <w:rPr>
             <w:lang w:val="zh_TW" w:bidi="zh_TW"/>
@@ -1206,7 +1163,7 @@
         </w:rPr>
         <w:t>：弟兄們的欺負導致女子無法照顧她自己負責的葡萄園。她因無法支付所羅門的欠款而被帶入所羅門的後宮（</w:t>
       </w:r>
-      <w:hyperlink r:id="rId29">
+      <w:hyperlink r:id="rId27">
         <w:r>
           <w:rPr>
             <w:lang w:val="zh_TW" w:bidi="zh_TW"/>
@@ -1319,7 +1276,7 @@
         </w:rPr>
         <w:t>）：妓女戴面紗以隱藏身份（</w:t>
       </w:r>
-      <w:hyperlink r:id="rId30">
+      <w:hyperlink r:id="rId28">
         <w:r>
           <w:rPr>
             <w:lang w:val="zh_TW" w:bidi="zh_TW"/>
@@ -1337,7 +1294,7 @@
         </w:rPr>
         <w:t>）。女子由於已經被所羅門王收為妃嬪，她有理由遮掩自己的臉，避免被人認出。她想避免不得不四處向人詢問她所愛之人在哪裡的處境（參</w:t>
       </w:r>
-      <w:hyperlink r:id="rId31">
+      <w:hyperlink r:id="rId29">
         <w:r>
           <w:rPr>
             <w:lang w:val="zh_TW" w:bidi="zh_TW"/>
@@ -1355,7 +1312,7 @@
         </w:rPr>
         <w:t>；</w:t>
       </w:r>
-      <w:hyperlink r:id="rId32">
+      <w:hyperlink r:id="rId30">
         <w:r>
           <w:rPr>
             <w:lang w:val="zh_TW" w:bidi="zh_TW"/>
@@ -1532,7 +1489,7 @@
         </w:rPr>
         <w:t>，以表達他對她作為伴侶、朋友以及愛人的尊重（</w:t>
       </w:r>
-      <w:hyperlink r:id="rId33">
+      <w:hyperlink r:id="rId31">
         <w:r>
           <w:rPr>
             <w:lang w:val="zh_TW" w:bidi="zh_TW"/>
@@ -1544,7 +1501,7 @@
           <w:t>1:15，</w:t>
         </w:r>
       </w:hyperlink>
-      <w:hyperlink r:id="rId34">
+      <w:hyperlink r:id="rId32">
         <w:r>
           <w:rPr>
             <w:lang w:val="zh_TW" w:bidi="zh_TW"/>
@@ -1562,7 +1519,7 @@
         </w:rPr>
         <w:t>、</w:t>
       </w:r>
-      <w:hyperlink r:id="rId35">
+      <w:hyperlink r:id="rId33">
         <w:r>
           <w:rPr>
             <w:lang w:val="zh_TW" w:bidi="zh_TW"/>
@@ -1580,6 +1537,36 @@
         </w:rPr>
         <w:t>、</w:t>
       </w:r>
+      <w:hyperlink r:id="rId34">
+        <w:r>
+          <w:rPr>
+            <w:lang w:val="zh_TW" w:bidi="zh_TW"/>
+          </w:rPr>
+          <w:rPr>
+            <w:color w:val="0000EE"/>
+            <w:u w:val="single"/>
+          </w:rPr>
+          <w:t>13，</w:t>
+        </w:r>
+      </w:hyperlink>
+      <w:hyperlink r:id="rId35">
+        <w:r>
+          <w:rPr>
+            <w:lang w:val="zh_TW" w:bidi="zh_TW"/>
+          </w:rPr>
+          <w:rPr>
+            <w:color w:val="0000EE"/>
+            <w:u w:val="single"/>
+          </w:rPr>
+          <w:t>4:1</w:t>
+        </w:r>
+      </w:hyperlink>
+      <w:r>
+        <w:rPr>
+          <w:lang w:val="zh_TW" w:bidi="zh_TW"/>
+        </w:rPr>
+        <w:t>、</w:t>
+      </w:r>
       <w:hyperlink r:id="rId36">
         <w:r>
           <w:rPr>
@@ -1589,7 +1576,7 @@
             <w:color w:val="0000EE"/>
             <w:u w:val="single"/>
           </w:rPr>
-          <w:t>13，</w:t>
+          <w:t>7，</w:t>
         </w:r>
       </w:hyperlink>
       <w:hyperlink r:id="rId37">
@@ -1601,40 +1588,10 @@
             <w:color w:val="0000EE"/>
             <w:u w:val="single"/>
           </w:rPr>
-          <w:t>4:1</w:t>
-        </w:r>
-      </w:hyperlink>
-      <w:r>
-        <w:rPr>
-          <w:lang w:val="zh_TW" w:bidi="zh_TW"/>
-        </w:rPr>
-        <w:t>、</w:t>
-      </w:r>
-      <w:hyperlink r:id="rId38">
-        <w:r>
-          <w:rPr>
-            <w:lang w:val="zh_TW" w:bidi="zh_TW"/>
-          </w:rPr>
-          <w:rPr>
-            <w:color w:val="0000EE"/>
-            <w:u w:val="single"/>
-          </w:rPr>
-          <w:t>7，</w:t>
-        </w:r>
-      </w:hyperlink>
-      <w:hyperlink r:id="rId39">
-        <w:r>
-          <w:rPr>
-            <w:lang w:val="zh_TW" w:bidi="zh_TW"/>
-          </w:rPr>
-          <w:rPr>
-            <w:color w:val="0000EE"/>
-            <w:u w:val="single"/>
-          </w:rPr>
           <w:t>5:2，</w:t>
         </w:r>
       </w:hyperlink>
-      <w:hyperlink r:id="rId40">
+      <w:hyperlink r:id="rId38">
         <w:r>
           <w:rPr>
             <w:lang w:val="zh_TW" w:bidi="zh_TW"/>
@@ -1718,7 +1675,7 @@
         </w:rPr>
         <w:t>這位女子的美麗在珠寶的襯托下顯得更加出眾。這樣的美麗配得更多的裝飾，所以這位男子說會為她提供更多珠寶（參</w:t>
       </w:r>
-      <w:hyperlink r:id="rId41">
+      <w:hyperlink r:id="rId39">
         <w:r>
           <w:rPr>
             <w:lang w:val="zh_TW" w:bidi="zh_TW"/>
@@ -1870,7 +1827,7 @@
         </w:rPr>
         <w:t>在劇目觀點中，雖然這位女子人在王宮（</w:t>
       </w:r>
-      <w:hyperlink r:id="rId16">
+      <w:hyperlink r:id="rId14">
         <w:r>
           <w:rPr>
             <w:lang w:val="zh_TW" w:bidi="zh_TW"/>
@@ -1888,7 +1845,7 @@
         </w:rPr>
         <w:t>、</w:t>
       </w:r>
-      <w:hyperlink r:id="rId42">
+      <w:hyperlink r:id="rId40">
         <w:r>
           <w:rPr>
             <w:lang w:val="zh_TW" w:bidi="zh_TW"/>
@@ -1906,7 +1863,7 @@
         </w:rPr>
         <w:t>），但她的心卻在她牧羊的愛人那裡（</w:t>
       </w:r>
-      <w:hyperlink r:id="rId43">
+      <w:hyperlink r:id="rId41">
         <w:r>
           <w:rPr>
             <w:lang w:val="zh_TW" w:bidi="zh_TW"/>
@@ -2143,7 +2100,7 @@
         </w:rPr>
         <w:t>把女子的眼睛比作鴿子（見</w:t>
       </w:r>
-      <w:hyperlink r:id="rId37">
+      <w:hyperlink r:id="rId35">
         <w:r>
           <w:rPr>
             <w:lang w:val="zh_TW" w:bidi="zh_TW"/>
@@ -2155,7 +2112,7 @@
           <w:t>4:1，</w:t>
         </w:r>
       </w:hyperlink>
-      <w:hyperlink r:id="rId44">
+      <w:hyperlink r:id="rId42">
         <w:r>
           <w:rPr>
             <w:lang w:val="zh_TW" w:bidi="zh_TW"/>
@@ -2492,7 +2449,7 @@
         </w:rPr>
         <w:t>在詩的結尾（</w:t>
       </w:r>
-      <w:hyperlink r:id="rId45">
+      <w:hyperlink r:id="rId43">
         <w:r>
           <w:rPr>
             <w:lang w:val="zh_TW" w:bidi="zh_TW"/>
@@ -2558,7 +2515,7 @@
         </w:rPr>
         <w:t>她是最美麗的小花，他就像一棵更大更強壯的蘋果樹。蘋果樹在古代近東是一個感官形象（sensuous image，豐富的比喻），因為它的果實美味且香氣宜人。在中東酷熱的氣候中，樹蔭不僅令人感到清涼，還能救人性命（參</w:t>
       </w:r>
-      <w:hyperlink r:id="rId46">
+      <w:hyperlink r:id="rId44">
         <w:r>
           <w:rPr>
             <w:lang w:val="zh_TW" w:bidi="zh_TW"/>
@@ -2576,7 +2533,7 @@
         </w:rPr>
         <w:t>；</w:t>
       </w:r>
-      <w:hyperlink r:id="rId47">
+      <w:hyperlink r:id="rId45">
         <w:r>
           <w:rPr>
             <w:lang w:val="zh_TW" w:bidi="zh_TW"/>
@@ -2813,7 +2770,7 @@
         </w:rPr>
         <w:t>：當他們躺在一起時，他用溫柔的擁抱支撐著她（見</w:t>
       </w:r>
-      <w:hyperlink r:id="rId48">
+      <w:hyperlink r:id="rId46">
         <w:r>
           <w:rPr>
             <w:lang w:val="zh_TW" w:bidi="zh_TW"/>
@@ -2889,7 +2846,7 @@
         </w:rPr>
         <w:t>請你們指著羚羊和田野的母鹿向我保證」）：很明顯這個懇求在《雅歌》中很重要；它在</w:t>
       </w:r>
-      <w:hyperlink r:id="rId19">
+      <w:hyperlink r:id="rId17">
         <w:r>
           <w:rPr>
             <w:lang w:val="zh_TW" w:bidi="zh_TW"/>
@@ -2907,7 +2864,7 @@
         </w:rPr>
         <w:t>和</w:t>
       </w:r>
-      <w:hyperlink r:id="rId49">
+      <w:hyperlink r:id="rId47">
         <w:r>
           <w:rPr>
             <w:lang w:val="zh_TW" w:bidi="zh_TW"/>
@@ -2949,7 +2906,7 @@
         </w:rPr>
         <w:t>不要喚醒愛情，直到時機成熟」）：跟在</w:t>
       </w:r>
-      <w:hyperlink r:id="rId50">
+      <w:hyperlink r:id="rId48">
         <w:r>
           <w:rPr>
             <w:lang w:val="zh_TW" w:bidi="zh_TW"/>
@@ -3098,7 +3055,7 @@
         </w:rPr>
         <w:t>在這首詩中，女子期待愛人到來。她描述了冬天過去春天到來，這是一個花香四溢的時刻，是嶄新的開始。她和她的愛人在鄉村果園裡，雖然哪怕在這裡也有一絲受威脅的跡象（</w:t>
       </w:r>
-      <w:hyperlink r:id="rId26">
+      <w:hyperlink r:id="rId24">
         <w:r>
           <w:rPr>
             <w:lang w:val="zh_TW" w:bidi="zh_TW"/>
@@ -3304,7 +3261,7 @@
         </w:rPr>
         <w:t>在劇目觀點中，女子身為葡萄園管理者的責任仍然縈繞在她的頭腦中。她可能正在給那些照顧她葡萄園的人指示，在</w:t>
       </w:r>
-      <w:hyperlink r:id="rId51">
+      <w:hyperlink r:id="rId49">
         <w:r>
           <w:rPr>
             <w:lang w:val="zh_TW" w:bidi="zh_TW"/>
@@ -3423,7 +3380,7 @@
         </w:rPr>
         <w:t>或者，愛人作為羚羊，也可能在象徵了這位女子的百合花中吃草，這暗示出這對情侶的親密關係。這位女子經常被比作「園（garden）」（另見</w:t>
       </w:r>
-      <w:hyperlink r:id="rId52">
+      <w:hyperlink r:id="rId50">
         <w:r>
           <w:rPr>
             <w:lang w:val="zh_TW" w:bidi="zh_TW"/>
@@ -3441,7 +3398,7 @@
         </w:rPr>
         <w:t>、</w:t>
       </w:r>
-      <w:hyperlink r:id="rId53">
+      <w:hyperlink r:id="rId51">
         <w:r>
           <w:rPr>
             <w:lang w:val="zh_TW" w:bidi="zh_TW"/>
@@ -3459,7 +3416,7 @@
         </w:rPr>
         <w:t>，</w:t>
       </w:r>
-      <w:hyperlink r:id="rId20">
+      <w:hyperlink r:id="rId18">
         <w:r>
           <w:rPr>
             <w:lang w:val="zh_TW" w:bidi="zh_TW"/>
@@ -3477,7 +3434,7 @@
         </w:rPr>
         <w:t>，</w:t>
       </w:r>
-      <w:hyperlink r:id="rId54">
+      <w:hyperlink r:id="rId52">
         <w:r>
           <w:rPr>
             <w:lang w:val="zh_TW" w:bidi="zh_TW"/>
@@ -3637,7 +3594,7 @@
         </w:rPr>
         <w:t>由於常常提到耶路撒冷的眾女子（</w:t>
       </w:r>
-      <w:hyperlink r:id="rId19">
+      <w:hyperlink r:id="rId17">
         <w:r>
           <w:rPr>
             <w:lang w:val="zh_TW" w:bidi="zh_TW"/>
@@ -3673,7 +3630,7 @@
         </w:rPr>
         <w:t>以色列的王不太會在夜晚時出現在城中，如果他帶著六十個隨從（</w:t>
       </w:r>
-      <w:hyperlink r:id="rId55">
+      <w:hyperlink r:id="rId53">
         <w:r>
           <w:rPr>
             <w:lang w:val="zh_TW" w:bidi="zh_TW"/>
@@ -3895,7 +3852,7 @@
         </w:rPr>
         <w:t>所羅門王馬車的材料體現了他的財富和權勢，馬車用了建造聖殿時所用的黎巴嫩名貴的木材（</w:t>
       </w:r>
-      <w:hyperlink r:id="rId56">
+      <w:hyperlink r:id="rId54">
         <w:r>
           <w:rPr>
             <w:lang w:val="zh_TW" w:bidi="zh_TW"/>
@@ -3991,7 +3948,7 @@
         </w:rPr>
         <w:t>這是《雅歌》中唯一明確提到婚禮之處。在</w:t>
       </w:r>
-      <w:hyperlink r:id="rId57">
+      <w:hyperlink r:id="rId55">
         <w:r>
           <w:rPr>
             <w:lang w:val="zh_TW" w:bidi="zh_TW"/>
@@ -4003,7 +3960,7 @@
           <w:t>4章8–12節，</w:t>
         </w:r>
       </w:hyperlink>
-      <w:hyperlink r:id="rId20">
+      <w:hyperlink r:id="rId18">
         <w:r>
           <w:rPr>
             <w:lang w:val="zh_TW" w:bidi="zh_TW"/>
@@ -4092,7 +4049,7 @@
         </w:rPr>
         <w:t>）：這位男子即將與他的良友兼愛人圓房（另見</w:t>
       </w:r>
-      <w:hyperlink r:id="rId38">
+      <w:hyperlink r:id="rId36">
         <w:r>
           <w:rPr>
             <w:lang w:val="zh_TW" w:bidi="zh_TW"/>
@@ -4204,7 +4161,7 @@
         </w:rPr>
         <w:t>這首詩是書中的第一首「描繪詩（descriptive poem）」（另見</w:t>
       </w:r>
-      <w:hyperlink r:id="rId58">
+      <w:hyperlink r:id="rId56">
         <w:r>
           <w:rPr>
             <w:lang w:val="zh_TW" w:bidi="zh_TW"/>
@@ -4216,7 +4173,7 @@
           <w:t>5:10–16，</w:t>
         </w:r>
       </w:hyperlink>
-      <w:hyperlink r:id="rId59">
+      <w:hyperlink r:id="rId57">
         <w:r>
           <w:rPr>
             <w:lang w:val="zh_TW" w:bidi="zh_TW"/>
@@ -4228,7 +4185,7 @@
           <w:t>6:4–6，</w:t>
         </w:r>
       </w:hyperlink>
-      <w:hyperlink r:id="rId60">
+      <w:hyperlink r:id="rId58">
         <w:r>
           <w:rPr>
             <w:lang w:val="zh_TW" w:bidi="zh_TW"/>
@@ -4804,7 +4761,7 @@
         </w:rPr>
         <w:t>）：這是在通過對她純潔和貞潔的肯定，強調了他專屬和特許的地位（見</w:t>
       </w:r>
-      <w:hyperlink r:id="rId61">
+      <w:hyperlink r:id="rId59">
         <w:r>
           <w:rPr>
             <w:lang w:val="zh_TW" w:bidi="zh_TW"/>
@@ -4946,7 +4903,7 @@
         </w:rPr>
         <w:t>男子詩意地肯定了女子的貞潔（</w:t>
       </w:r>
-      <w:hyperlink r:id="rId52">
+      <w:hyperlink r:id="rId50">
         <w:r>
           <w:rPr>
             <w:lang w:val="zh_TW" w:bidi="zh_TW"/>
@@ -5140,7 +5097,7 @@
         </w:rPr>
         <w:t>」：在古代近東，開門是關於性的隱喻（另見</w:t>
       </w:r>
-      <w:hyperlink r:id="rId62">
+      <w:hyperlink r:id="rId60">
         <w:r>
           <w:rPr>
             <w:lang w:val="zh_TW" w:bidi="zh_TW"/>
@@ -5228,7 +5185,7 @@
         </w:rPr>
         <w:t>在劇目觀點中，這位女子曾兩次與男子分離並尋找他（</w:t>
       </w:r>
-      <w:hyperlink r:id="rId63">
+      <w:hyperlink r:id="rId61">
         <w:r>
           <w:rPr>
             <w:lang w:val="zh_TW" w:bidi="zh_TW"/>
@@ -5240,7 +5197,7 @@
           <w:t>1:4–7，</w:t>
         </w:r>
       </w:hyperlink>
-      <w:hyperlink r:id="rId23">
+      <w:hyperlink r:id="rId21">
         <w:r>
           <w:rPr>
             <w:lang w:val="zh_TW" w:bidi="zh_TW"/>
@@ -5258,7 +5215,7 @@
         </w:rPr>
         <w:t>）。這是最後一次，分離發生在她的夢中——這只是一場噩夢。根據女子與耶路撒冷眾女子之間流暢的問答，她的夢似乎延續到了</w:t>
       </w:r>
-      <w:hyperlink r:id="rId64">
+      <w:hyperlink r:id="rId62">
         <w:r>
           <w:rPr>
             <w:lang w:val="zh_TW" w:bidi="zh_TW"/>
@@ -5406,7 +5363,7 @@
         </w:rPr>
         <w:t>：曾是保護者的守夜人（</w:t>
       </w:r>
-      <w:hyperlink r:id="rId31">
+      <w:hyperlink r:id="rId29">
         <w:r>
           <w:rPr>
             <w:lang w:val="zh_TW" w:bidi="zh_TW"/>
@@ -5424,7 +5381,7 @@
         </w:rPr>
         <w:t>）此刻在她的夢中（</w:t>
       </w:r>
-      <w:hyperlink r:id="rId39">
+      <w:hyperlink r:id="rId37">
         <w:r>
           <w:rPr>
             <w:lang w:val="zh_TW" w:bidi="zh_TW"/>
@@ -5520,7 +5477,7 @@
         </w:rPr>
         <w:t>：女子的創傷是她思愛成病的體現（參</w:t>
       </w:r>
-      <w:hyperlink r:id="rId65">
+      <w:hyperlink r:id="rId63">
         <w:r>
           <w:rPr>
             <w:lang w:val="zh_TW" w:bidi="zh_TW"/>
@@ -5799,7 +5756,7 @@
         </w:rPr>
         <w:t>的雕像，暗示了他的外貌如神一樣，因為古代的神像就是用這些珍貴金屬製成的（</w:t>
       </w:r>
-      <w:hyperlink r:id="rId66">
+      <w:hyperlink r:id="rId64">
         <w:r>
           <w:rPr>
             <w:lang w:val="zh_TW" w:bidi="zh_TW"/>
@@ -5817,7 +5774,7 @@
         </w:rPr>
         <w:t>；</w:t>
       </w:r>
-      <w:hyperlink r:id="rId67">
+      <w:hyperlink r:id="rId65">
         <w:r>
           <w:rPr>
             <w:lang w:val="zh_TW" w:bidi="zh_TW"/>
@@ -5835,7 +5792,7 @@
         </w:rPr>
         <w:t>；</w:t>
       </w:r>
-      <w:hyperlink r:id="rId68">
+      <w:hyperlink r:id="rId66">
         <w:r>
           <w:rPr>
             <w:lang w:val="zh_TW" w:bidi="zh_TW"/>
@@ -5847,7 +5804,7 @@
           <w:t>但2:32–33，</w:t>
         </w:r>
       </w:hyperlink>
-      <w:hyperlink r:id="rId69">
+      <w:hyperlink r:id="rId67">
         <w:r>
           <w:rPr>
             <w:lang w:val="zh_TW" w:bidi="zh_TW"/>
@@ -6253,7 +6210,7 @@
         </w:rPr>
         <w:t>得撒早在約書亞時代就是一個城邦；它最終變得足夠大，成為北國首都（</w:t>
       </w:r>
-      <w:hyperlink r:id="rId70">
+      <w:hyperlink r:id="rId68">
         <w:r>
           <w:rPr>
             <w:lang w:val="zh_TW" w:bidi="zh_TW"/>
@@ -6271,7 +6228,7 @@
         </w:rPr>
         <w:t>；</w:t>
       </w:r>
-      <w:hyperlink r:id="rId71">
+      <w:hyperlink r:id="rId69">
         <w:r>
           <w:rPr>
             <w:lang w:val="zh_TW" w:bidi="zh_TW"/>
@@ -6355,7 +6312,7 @@
         </w:rPr>
         <w:t>這位男子再次描繪了女子的美貌。他幾乎逐字重複了第</w:t>
       </w:r>
-      <w:hyperlink r:id="rId72">
+      <w:hyperlink r:id="rId70">
         <w:r>
           <w:rPr>
             <w:lang w:val="zh_TW" w:bidi="zh_TW"/>
@@ -6425,7 +6382,7 @@
         </w:rPr>
         <w:t>如果《雅歌》是耶和華對祂百姓之愛的寓言，那麼它將是一個非常無力的類比，因為所羅門在婚姻上的貪求無度無法很好地體現神的愛和信實（見</w:t>
       </w:r>
-      <w:hyperlink r:id="rId73">
+      <w:hyperlink r:id="rId71">
         <w:r>
           <w:rPr>
             <w:lang w:val="zh_TW" w:bidi="zh_TW"/>
@@ -6461,7 +6418,7 @@
         </w:rPr>
         <w:t>六十位王后：所羅門的許多妻子都是通過國際間的政治聯姻而獲得的（見</w:t>
       </w:r>
-      <w:hyperlink r:id="rId74">
+      <w:hyperlink r:id="rId72">
         <w:r>
           <w:rPr>
             <w:lang w:val="zh_TW" w:bidi="zh_TW"/>
@@ -6479,7 +6436,7 @@
         </w:rPr>
         <w:t>、</w:t>
       </w:r>
-      <w:hyperlink r:id="rId75">
+      <w:hyperlink r:id="rId73">
         <w:r>
           <w:rPr>
             <w:lang w:val="zh_TW" w:bidi="zh_TW"/>
@@ -6674,7 +6631,7 @@
         </w:rPr>
         <w:t>這首詩的結尾跟</w:t>
       </w:r>
-      <w:hyperlink r:id="rId40">
+      <w:hyperlink r:id="rId38">
         <w:r>
           <w:rPr>
             <w:lang w:val="zh_TW" w:bidi="zh_TW"/>
@@ -6824,7 +6781,7 @@
         </w:rPr>
         <w:t>：渴慕使得男子和女子結合在了一起。這裡可能可以支持所羅門是丈夫的觀點，儘管這個描述也可能是對浪漫與快樂的比喻（參</w:t>
       </w:r>
-      <w:hyperlink r:id="rId76">
+      <w:hyperlink r:id="rId74">
         <w:r>
           <w:rPr>
             <w:lang w:val="zh_TW" w:bidi="zh_TW"/>
@@ -6932,7 +6889,7 @@
         </w:rPr>
         <w:t>Shunem，</w:t>
       </w:r>
-      <w:hyperlink r:id="rId77">
+      <w:hyperlink r:id="rId75">
         <w:r>
           <w:rPr>
             <w:lang w:val="zh_TW" w:bidi="zh_TW"/>
@@ -6950,7 +6907,7 @@
         </w:rPr>
         <w:t>；</w:t>
       </w:r>
-      <w:hyperlink r:id="rId78">
+      <w:hyperlink r:id="rId76">
         <w:r>
           <w:rPr>
             <w:lang w:val="zh_TW" w:bidi="zh_TW"/>
@@ -7110,7 +7067,7 @@
         </w:rPr>
         <w:t>男子從讚美女子的舞步，逐步上升到她婀娜多姿的身體，然後到她飄逸的秀髮（</w:t>
       </w:r>
-      <w:hyperlink r:id="rId79">
+      <w:hyperlink r:id="rId77">
         <w:r>
           <w:rPr>
             <w:lang w:val="zh_TW" w:bidi="zh_TW"/>
@@ -7493,7 +7450,7 @@
         </w:rPr>
         <w:t>男子將女子的愛情和她的吻比作美酒，因為它們令人愉悅並使人眩暈（見</w:t>
       </w:r>
-      <w:hyperlink r:id="rId80">
+      <w:hyperlink r:id="rId78">
         <w:r>
           <w:rPr>
             <w:lang w:val="zh_TW" w:bidi="zh_TW"/>
@@ -7617,7 +7574,7 @@
         </w:rPr>
         <w:t>（希伯來文duda’im）是中東的一種催情草藥（見</w:t>
       </w:r>
-      <w:hyperlink r:id="rId81">
+      <w:hyperlink r:id="rId79">
         <w:r>
           <w:rPr>
             <w:lang w:val="zh_TW" w:bidi="zh_TW"/>
@@ -7833,7 +7790,7 @@
         </w:rPr>
         <w:t>：參</w:t>
       </w:r>
-      <w:hyperlink r:id="rId82">
+      <w:hyperlink r:id="rId80">
         <w:r>
           <w:rPr>
             <w:lang w:val="zh_TW" w:bidi="zh_TW"/>
@@ -7905,7 +7862,7 @@
         </w:rPr>
         <w:t>：這是第三次，這位女子鼓勵耶路撒冷的眾女子們要持守貞潔（見</w:t>
       </w:r>
-      <w:hyperlink r:id="rId18">
+      <w:hyperlink r:id="rId16">
         <w:r>
           <w:rPr>
             <w:lang w:val="zh_TW" w:bidi="zh_TW"/>
@@ -7917,7 +7874,7 @@
           <w:t>2:7，</w:t>
         </w:r>
       </w:hyperlink>
-      <w:hyperlink r:id="rId19">
+      <w:hyperlink r:id="rId17">
         <w:r>
           <w:rPr>
             <w:lang w:val="zh_TW" w:bidi="zh_TW"/>
@@ -7935,7 +7892,7 @@
         </w:rPr>
         <w:t>）。貞潔的美德在</w:t>
       </w:r>
-      <w:hyperlink r:id="rId50">
+      <w:hyperlink r:id="rId48">
         <w:r>
           <w:rPr>
             <w:lang w:val="zh_TW" w:bidi="zh_TW"/>
@@ -8011,7 +7968,7 @@
         </w:rPr>
         <w:t>：蘋果樹是生育的象徵，因為它結果子（見</w:t>
       </w:r>
-      <w:hyperlink r:id="rId83">
+      <w:hyperlink r:id="rId81">
         <w:r>
           <w:rPr>
             <w:lang w:val="zh_TW" w:bidi="zh_TW"/>
@@ -8029,7 +7986,7 @@
         </w:rPr>
         <w:t>、</w:t>
       </w:r>
-      <w:hyperlink r:id="rId65">
+      <w:hyperlink r:id="rId63">
         <w:r>
           <w:rPr>
             <w:lang w:val="zh_TW" w:bidi="zh_TW"/>
@@ -8041,7 +7998,7 @@
           <w:t>5，</w:t>
         </w:r>
       </w:hyperlink>
-      <w:hyperlink r:id="rId84">
+      <w:hyperlink r:id="rId82">
         <w:r>
           <w:rPr>
             <w:lang w:val="zh_TW" w:bidi="zh_TW"/>
@@ -8083,7 +8040,7 @@
         </w:rPr>
         <w:t>你母親在那裏生了你，她經歷了巨痛誕下了你」）：提到他的母親可能是在暗示生育是性愛的果子（參</w:t>
       </w:r>
-      <w:hyperlink r:id="rId85">
+      <w:hyperlink r:id="rId83">
         <w:r>
           <w:rPr>
             <w:lang w:val="zh_TW" w:bidi="zh_TW"/>
@@ -8207,7 +8164,7 @@
         </w:rPr>
         <w:t>的力量，促使我們保護像夫妻之間或神與祂子民之間的專屬（exclusive）關係（</w:t>
       </w:r>
-      <w:hyperlink r:id="rId86">
+      <w:hyperlink r:id="rId84">
         <w:r>
           <w:rPr>
             <w:lang w:val="zh_TW" w:bidi="zh_TW"/>
@@ -8225,7 +8182,7 @@
         </w:rPr>
         <w:t>；</w:t>
       </w:r>
-      <w:hyperlink r:id="rId87">
+      <w:hyperlink r:id="rId85">
         <w:r>
           <w:rPr>
             <w:lang w:val="zh_TW" w:bidi="zh_TW"/>
@@ -8428,7 +8385,7 @@
         </w:rPr>
         <w:t>牆：這個詞似乎有兩個寓意：（1）未成年女孩的胸部像牆（見</w:t>
       </w:r>
-      <w:hyperlink r:id="rId88">
+      <w:hyperlink r:id="rId86">
         <w:r>
           <w:rPr>
             <w:lang w:val="zh_TW" w:bidi="zh_TW"/>
@@ -8570,7 +8527,7 @@
         </w:rPr>
         <w:t>現在我的兩乳像樓」）：這位女子描述自己是令人傾慕的（參</w:t>
       </w:r>
-      <w:hyperlink r:id="rId89">
+      <w:hyperlink r:id="rId87">
         <w:r>
           <w:rPr>
             <w:lang w:val="zh_TW" w:bidi="zh_TW"/>
@@ -8582,7 +8539,7 @@
           <w:t>4:4，</w:t>
         </w:r>
       </w:hyperlink>
-      <w:hyperlink r:id="rId90">
+      <w:hyperlink r:id="rId88">
         <w:r>
           <w:rPr>
             <w:lang w:val="zh_TW" w:bidi="zh_TW"/>
@@ -8594,7 +8551,7 @@
           <w:t>7:4、</w:t>
         </w:r>
       </w:hyperlink>
-      <w:hyperlink r:id="rId84">
+      <w:hyperlink r:id="rId82">
         <w:r>
           <w:rPr>
             <w:lang w:val="zh_TW" w:bidi="zh_TW"/>
@@ -8759,7 +8716,7 @@
         </w:rPr>
         <w:t>在劇目觀點中，</w:t>
       </w:r>
-      <w:hyperlink r:id="rId91">
+      <w:hyperlink r:id="rId89">
         <w:r>
           <w:rPr>
             <w:lang w:val="zh_TW" w:bidi="zh_TW"/>
@@ -8923,7 +8880,7 @@
         </w:rPr>
         <w:t>她邀請他追趕她，而他則以羚羊般強健而令人振奮的速度追趕著她（見</w:t>
       </w:r>
-      <w:hyperlink r:id="rId92">
+      <w:hyperlink r:id="rId90">
         <w:r>
           <w:rPr>
             <w:lang w:val="zh_TW" w:bidi="zh_TW"/>
@@ -8965,7 +8922,7 @@
         </w:rPr>
         <w:t>：參</w:t>
       </w:r>
-      <w:hyperlink r:id="rId93">
+      <w:hyperlink r:id="rId91">
         <w:r>
           <w:rPr>
             <w:lang w:val="zh_TW" w:bidi="zh_TW"/>

--- a/zht/docx/22.content.docx
+++ b/zht/docx/22.content.docx
@@ -163,13 +163,6 @@
         <w:rPr>
           <w:lang w:val="zh_TW" w:bidi="zh_TW"/>
         </w:rPr>
-      </w:r>
-      <w:r>
-        <w:rPr>
-          <w:i/>
-          <w:lang w:val="zh_TW" w:bidi="zh_TW"/>
-        </w:rPr>
-        <w:t>雅歌1:1, 雅歌1:2, 雅歌1:2–14, 雅歌1:3, 雅歌1:4, 雅歌1:5–6, 雅歌1:5–11, 雅歌1:6, 雅歌1:7–8, 雅歌 1:8, 雅歌1:9, 雅歌1:10–11, 雅歌1:12, 雅歌1:12–14, 雅歌1:13, 雅歌1:14, 雅歌1:15, 雅歌1:15–2.7, 雅歌1:16–17, 雅歌2:1–2, 雅歌2:1–7, 雅歌2:3, 雅歌2:4, 雅歌2:5–6, 雅歌2:7, 雅歌2:8–10, 雅歌2:8–17, 雅歌2:10–13, 雅歌2:14, 雅歌2:15, 雅歌2:16–17, 雅歌2:16–3.5, 雅歌3:2, 雅歌3:3, 雅歌3:6–11, 雅歌3:9–10, 雅歌3:11, 雅歌4:1, 雅歌4:1–5.1, 雅歌4:2, 雅歌4:3, 雅歌4:4, 雅歌4:5, 雅歌4:6, 雅歌4:8, 雅歌4:9, 雅歌4:10–11, 雅歌4:12, 雅歌4:13–14, 雅歌4:16, 雅歌 5:1, 雅歌 5:2, 雅歌 5:2–6.3, 雅歌 5:4–6, 雅歌 5:7, 雅歌 5:8, 雅歌 5:8–9, 雅歌 5:10, 雅歌 5:10–16, 雅歌 5:11–15, 雅歌 5:13, 雅歌 5:14, 雅歌 5:15, 雅歌 5:16, 雅歌 6:1–3, 雅歌 6:4, 雅歌 6:4–10, 雅歌 6:8–9, 雅歌 6:9, 雅歌 6:10, 雅歌 6:11, 雅歌 6:12, 雅歌 6:13, 雅歌 6:13–7.9, 雅歌 7:1–5, 雅歌 7:2, 雅歌 7:4, 雅歌7:5–6, 雅歌 7:7–8, 雅歌 7:9, 雅歌 7:11–12, 雅歌 7:13, 雅歌 8:1, 雅歌 8:1–4, 雅歌 8:2–3, 雅歌 8:4, 雅歌 8:5, 雅歌 8:6, 雅歌 8:8, 雅歌 8:8–10, 雅歌 8:9, 雅歌 8:10, 雅歌 8:11, 雅歌 8:11–14, 雅歌 8:13, 雅歌 8:14</w:t>
       </w:r>
       <w:r>
         <w:rPr>

--- a/zht/docx/22.content.docx
+++ b/zht/docx/22.content.docx
@@ -150,19 +150,6 @@
           <w:lang w:val="zh_TW" w:bidi="zh_TW"/>
         </w:rPr>
         <w:t>SNG</w:t>
-      </w:r>
-      <w:r>
-        <w:rPr>
-          <w:lang w:val="zh_TW" w:bidi="zh_TW"/>
-        </w:rPr>
-      </w:r>
-    </w:p>
-    <w:p>
-      <w:pPr/>
-      <w:r>
-        <w:rPr>
-          <w:lang w:val="zh_TW" w:bidi="zh_TW"/>
-        </w:rPr>
       </w:r>
       <w:r>
         <w:rPr>

--- a/zht/docx/22.content.docx
+++ b/zht/docx/22.content.docx
@@ -19,7 +19,7 @@
         <w:rPr>
           <w:lang w:val="zh_TW" w:bidi="zh_TW"/>
         </w:rPr>
-        <w:t>Resource: 研讀筆記 (Tyndale)</w:t>
+        <w:t>Resource: Tyndale Open Study Notes</w:t>
       </w:r>
       <w:r>
         <w:rPr>
@@ -112,7 +112,7 @@
         <w:rPr>
           <w:lang w:val="zh_TW" w:bidi="zh_TW"/>
         </w:rPr>
-        <w:t>研讀筆記 (Tyndale)</w:t>
+        <w:t>Tyndale Open Study Notes</w:t>
       </w:r>
     </w:p>
     <w:p>

--- a/zht/docx/22.content.docx
+++ b/zht/docx/22.content.docx
@@ -19,7 +19,7 @@
         <w:rPr>
           <w:lang w:val="zh_TW" w:bidi="zh_TW"/>
         </w:rPr>
-        <w:t>Resource: Tyndale Open Study Notes</w:t>
+        <w:t>Resource: Aquifer Open Study Notes</w:t>
       </w:r>
       <w:r>
         <w:rPr>
@@ -112,7 +112,7 @@
         <w:rPr>
           <w:lang w:val="zh_TW" w:bidi="zh_TW"/>
         </w:rPr>
-        <w:t>Tyndale Open Study Notes</w:t>
+        <w:t>Aquifer Open Study Notes</w:t>
       </w:r>
     </w:p>
     <w:p>

--- a/zht/docx/22.content.docx
+++ b/zht/docx/22.content.docx
@@ -245,18 +245,12 @@
         </w:rPr>
         <w:t>，「作者」）。聖經的英文譯者準確地理解了「歌中之歌」為希伯來語中的最高級，因此這卷書中的詩歌是最高等、最美好或最崇高的，這可能意味著它比所羅門的其它1,005首詩歌更美妙（見</w:t>
       </w:r>
-      <w:hyperlink r:id="rId13">
-        <w:r>
-          <w:rPr>
-            <w:lang w:val="zh_TW" w:bidi="zh_TW"/>
-          </w:rPr>
-          <w:rPr>
-            <w:color w:val="0000EE"/>
-            <w:u w:val="single"/>
-          </w:rPr>
-          <w:t>王上4:32</w:t>
-        </w:r>
-      </w:hyperlink>
+      <w:r>
+        <w:rPr>
+          <w:lang w:val="zh_TW" w:bidi="zh_TW"/>
+        </w:rPr>
+        <w:t>王上4:32</w:t>
+      </w:r>
       <w:r>
         <w:rPr>
           <w:lang w:val="zh_TW" w:bidi="zh_TW"/>
@@ -421,18 +415,12 @@
         </w:rPr>
         <w:t>根據三角色劇目的解讀（the three-character dramatic interpretation），《雅歌》開篇解釋了這位女子的困境。王即將把她帶進王宮，但她真摯的情感都已經傾注在了她牧羊的愛人（shepherd lover）身上。女子希望她的愛人能將她從王面前救出來（</w:t>
       </w:r>
-      <w:hyperlink r:id="rId14">
-        <w:r>
-          <w:rPr>
-            <w:lang w:val="zh_TW" w:bidi="zh_TW"/>
-          </w:rPr>
-          <w:rPr>
-            <w:color w:val="0000EE"/>
-            <w:u w:val="single"/>
-          </w:rPr>
-          <w:t>1:4</w:t>
-        </w:r>
-      </w:hyperlink>
+      <w:r>
+        <w:rPr>
+          <w:lang w:val="zh_TW" w:bidi="zh_TW"/>
+        </w:rPr>
+        <w:t>1:4</w:t>
+      </w:r>
       <w:r>
         <w:rPr>
           <w:lang w:val="zh_TW" w:bidi="zh_TW"/>
@@ -515,18 +503,12 @@
         </w:rPr>
         <w:t>：這位年輕男子的魅力不僅僅在外表上。他有著極好的聲譽——眾女子在</w:t>
       </w:r>
-      <w:hyperlink r:id="rId14">
-        <w:r>
-          <w:rPr>
-            <w:lang w:val="zh_TW" w:bidi="zh_TW"/>
-          </w:rPr>
-          <w:rPr>
-            <w:color w:val="0000EE"/>
-            <w:u w:val="single"/>
-          </w:rPr>
-          <w:t>1章4節</w:t>
-        </w:r>
-      </w:hyperlink>
+      <w:r>
+        <w:rPr>
+          <w:lang w:val="zh_TW" w:bidi="zh_TW"/>
+        </w:rPr>
+        <w:t>1章4節</w:t>
+      </w:r>
       <w:r>
         <w:rPr>
           <w:lang w:val="zh_TW" w:bidi="zh_TW"/>
@@ -689,18 +671,12 @@
         </w:rPr>
         <w:t>如果《雅歌》是一系列沒有敘事線索的情詩，那麼在這裡把她的戀人當成王而後在別處把他當成牧羊人（例如，</w:t>
       </w:r>
-      <w:hyperlink r:id="rId15">
-        <w:r>
-          <w:rPr>
-            <w:lang w:val="zh_TW" w:bidi="zh_TW"/>
-          </w:rPr>
-          <w:rPr>
-            <w:color w:val="0000EE"/>
-            <w:u w:val="single"/>
-          </w:rPr>
-          <w:t>1:7</w:t>
-        </w:r>
-      </w:hyperlink>
+      <w:r>
+        <w:rPr>
+          <w:lang w:val="zh_TW" w:bidi="zh_TW"/>
+        </w:rPr>
+        <w:t>1:7</w:t>
+      </w:r>
       <w:r>
         <w:rPr>
           <w:lang w:val="zh_TW" w:bidi="zh_TW"/>
@@ -725,66 +701,42 @@
         </w:rPr>
         <w:t>女子經常對耶路撒冷的年輕女子說話（例如，</w:t>
       </w:r>
-      <w:hyperlink r:id="rId16">
-        <w:r>
-          <w:rPr>
-            <w:lang w:val="zh_TW" w:bidi="zh_TW"/>
-          </w:rPr>
-          <w:rPr>
-            <w:color w:val="0000EE"/>
-            <w:u w:val="single"/>
-          </w:rPr>
-          <w:t>2:7，</w:t>
-        </w:r>
-      </w:hyperlink>
-      <w:hyperlink r:id="rId17">
-        <w:r>
-          <w:rPr>
-            <w:lang w:val="zh_TW" w:bidi="zh_TW"/>
-          </w:rPr>
-          <w:rPr>
-            <w:color w:val="0000EE"/>
-            <w:u w:val="single"/>
-          </w:rPr>
-          <w:t>3:5</w:t>
-        </w:r>
-      </w:hyperlink>
+      <w:r>
+        <w:rPr>
+          <w:lang w:val="zh_TW" w:bidi="zh_TW"/>
+        </w:rPr>
+        <w:t>2:7，</w:t>
+      </w:r>
+      <w:r>
+        <w:rPr>
+          <w:lang w:val="zh_TW" w:bidi="zh_TW"/>
+        </w:rPr>
+        <w:t>3:5</w:t>
+      </w:r>
       <w:r>
         <w:rPr>
           <w:lang w:val="zh_TW" w:bidi="zh_TW"/>
         </w:rPr>
         <w:t>）。她們被描繪為她親密、可信賴的朋友，會回應女子的請求。她經常向她們傾訴她對戀人的感情，她們從旁觀者的視角稱讚這對情侶（例如，</w:t>
       </w:r>
-      <w:hyperlink r:id="rId18">
-        <w:r>
-          <w:rPr>
-            <w:lang w:val="zh_TW" w:bidi="zh_TW"/>
-          </w:rPr>
-          <w:rPr>
-            <w:color w:val="0000EE"/>
-            <w:u w:val="single"/>
-          </w:rPr>
-          <w:t>5:1</w:t>
-        </w:r>
-      </w:hyperlink>
+      <w:r>
+        <w:rPr>
+          <w:lang w:val="zh_TW" w:bidi="zh_TW"/>
+        </w:rPr>
+        <w:t>5:1</w:t>
+      </w:r>
       <w:r>
         <w:rPr>
           <w:lang w:val="zh_TW" w:bidi="zh_TW"/>
         </w:rPr>
         <w:t>、</w:t>
       </w:r>
-      <w:hyperlink r:id="rId19">
-        <w:r>
-          <w:rPr>
-            <w:lang w:val="zh_TW" w:bidi="zh_TW"/>
-          </w:rPr>
-          <w:rPr>
-            <w:color w:val="0000EE"/>
-            <w:u w:val="single"/>
-          </w:rPr>
-          <w:t>9</w:t>
-        </w:r>
-      </w:hyperlink>
+      <w:r>
+        <w:rPr>
+          <w:lang w:val="zh_TW" w:bidi="zh_TW"/>
+        </w:rPr>
+        <w:t>9</w:t>
+      </w:r>
       <w:r>
         <w:rPr>
           <w:lang w:val="zh_TW" w:bidi="zh_TW"/>
@@ -861,18 +813,12 @@
         </w:rPr>
         <w:t>這位女子膚色黝黑與她的種族無關；她的皮膚是被太陽曬黑的。她雖然黑，卻仍然自尊自愛地宣稱自己是俊美的。她因照料葡萄園和看守羊群而顯得膚色健康（另見</w:t>
       </w:r>
-      <w:hyperlink r:id="rId20">
-        <w:r>
-          <w:rPr>
-            <w:lang w:val="zh_TW" w:bidi="zh_TW"/>
-          </w:rPr>
-          <w:rPr>
-            <w:color w:val="0000EE"/>
-            <w:u w:val="single"/>
-          </w:rPr>
-          <w:t>1:8</w:t>
-        </w:r>
-      </w:hyperlink>
+      <w:r>
+        <w:rPr>
+          <w:lang w:val="zh_TW" w:bidi="zh_TW"/>
+        </w:rPr>
+        <w:t>1:8</w:t>
+      </w:r>
       <w:r>
         <w:rPr>
           <w:lang w:val="zh_TW" w:bidi="zh_TW"/>
@@ -945,48 +891,30 @@
         </w:rPr>
         <w:t>如果《雅歌》是一部三角色劇目（three-character drama），而牧羊人是她的愛人，當她在王宮時，這對情侶是分開的，那麼在這段經文中，她想確定離開王宮後就能找到他。有兩次，她因害怕再次失去他而感到焦慮（</w:t>
       </w:r>
-      <w:hyperlink r:id="rId21">
-        <w:r>
-          <w:rPr>
-            <w:lang w:val="zh_TW" w:bidi="zh_TW"/>
-          </w:rPr>
-          <w:rPr>
-            <w:color w:val="0000EE"/>
-            <w:u w:val="single"/>
-          </w:rPr>
-          <w:t>3:1–4，</w:t>
-        </w:r>
-      </w:hyperlink>
-      <w:hyperlink r:id="rId22">
-        <w:r>
-          <w:rPr>
-            <w:lang w:val="zh_TW" w:bidi="zh_TW"/>
-          </w:rPr>
-          <w:rPr>
-            <w:color w:val="0000EE"/>
-            <w:u w:val="single"/>
-          </w:rPr>
-          <w:t>5:2–8</w:t>
-        </w:r>
-      </w:hyperlink>
+      <w:r>
+        <w:rPr>
+          <w:lang w:val="zh_TW" w:bidi="zh_TW"/>
+        </w:rPr>
+        <w:t>3:1–4，</w:t>
+      </w:r>
+      <w:r>
+        <w:rPr>
+          <w:lang w:val="zh_TW" w:bidi="zh_TW"/>
+        </w:rPr>
+        <w:t>5:2–8</w:t>
+      </w:r>
       <w:r>
         <w:rPr>
           <w:lang w:val="zh_TW" w:bidi="zh_TW"/>
         </w:rPr>
         <w:t>）。在別處，她的擔憂較為微妙（</w:t>
       </w:r>
-      <w:hyperlink r:id="rId23">
-        <w:r>
-          <w:rPr>
-            <w:lang w:val="zh_TW" w:bidi="zh_TW"/>
-          </w:rPr>
-          <w:rPr>
-            <w:color w:val="0000EE"/>
-            <w:u w:val="single"/>
-          </w:rPr>
-          <w:t>2:14</w:t>
-        </w:r>
-      </w:hyperlink>
+      <w:r>
+        <w:rPr>
+          <w:lang w:val="zh_TW" w:bidi="zh_TW"/>
+        </w:rPr>
+        <w:t>2:14</w:t>
+      </w:r>
       <w:r>
         <w:rPr>
           <w:lang w:val="zh_TW" w:bidi="zh_TW"/>
@@ -1058,54 +986,36 @@
         </w:rPr>
         <w:t>解釋為對這位女子身體的隱喻（參</w:t>
       </w:r>
-      <w:hyperlink r:id="rId24">
-        <w:r>
-          <w:rPr>
-            <w:lang w:val="zh_TW" w:bidi="zh_TW"/>
-          </w:rPr>
-          <w:rPr>
-            <w:color w:val="0000EE"/>
-            <w:u w:val="single"/>
-          </w:rPr>
-          <w:t>2:15</w:t>
-        </w:r>
-      </w:hyperlink>
+      <w:r>
+        <w:rPr>
+          <w:lang w:val="zh_TW" w:bidi="zh_TW"/>
+        </w:rPr>
+        <w:t>2:15</w:t>
+      </w:r>
       <w:r>
         <w:rPr>
           <w:lang w:val="zh_TW" w:bidi="zh_TW"/>
         </w:rPr>
         <w:t>，</w:t>
       </w:r>
-      <w:hyperlink r:id="rId25">
-        <w:r>
-          <w:rPr>
-            <w:lang w:val="zh_TW" w:bidi="zh_TW"/>
-          </w:rPr>
-          <w:rPr>
-            <w:color w:val="0000EE"/>
-            <w:u w:val="single"/>
-          </w:rPr>
-          <w:t>7:12</w:t>
-        </w:r>
-      </w:hyperlink>
+      <w:r>
+        <w:rPr>
+          <w:lang w:val="zh_TW" w:bidi="zh_TW"/>
+        </w:rPr>
+        <w:t>7:12</w:t>
+      </w:r>
       <w:r>
         <w:rPr>
           <w:lang w:val="zh_TW" w:bidi="zh_TW"/>
         </w:rPr>
         <w:t>）。在古代近東社會，女子的弟兄們要保護他們的姐妹不與男人過早發生親密關係。女子的抗議反映出她認為自己已經為愛情作好預備了（另見</w:t>
       </w:r>
-      <w:hyperlink r:id="rId26">
-        <w:r>
-          <w:rPr>
-            <w:lang w:val="zh_TW" w:bidi="zh_TW"/>
-          </w:rPr>
-          <w:rPr>
-            <w:color w:val="0000EE"/>
-            <w:u w:val="single"/>
-          </w:rPr>
-          <w:t>8:8–12</w:t>
-        </w:r>
-      </w:hyperlink>
+      <w:r>
+        <w:rPr>
+          <w:lang w:val="zh_TW" w:bidi="zh_TW"/>
+        </w:rPr>
+        <w:t>8:8–12</w:t>
+      </w:r>
       <w:r>
         <w:rPr>
           <w:lang w:val="zh_TW" w:bidi="zh_TW"/>
@@ -1143,18 +1053,12 @@
         </w:rPr>
         <w:t>：弟兄們的欺負導致女子無法照顧她自己負責的葡萄園。她因無法支付所羅門的欠款而被帶入所羅門的後宮（</w:t>
       </w:r>
-      <w:hyperlink r:id="rId27">
-        <w:r>
-          <w:rPr>
-            <w:lang w:val="zh_TW" w:bidi="zh_TW"/>
-          </w:rPr>
-          <w:rPr>
-            <w:color w:val="0000EE"/>
-            <w:u w:val="single"/>
-          </w:rPr>
-          <w:t>8:11–12</w:t>
-        </w:r>
-      </w:hyperlink>
+      <w:r>
+        <w:rPr>
+          <w:lang w:val="zh_TW" w:bidi="zh_TW"/>
+        </w:rPr>
+        <w:t>8:11–12</w:t>
+      </w:r>
       <w:r>
         <w:rPr>
           <w:lang w:val="zh_TW" w:bidi="zh_TW"/>
@@ -1256,54 +1160,36 @@
         </w:rPr>
         <w:t>）：妓女戴面紗以隱藏身份（</w:t>
       </w:r>
-      <w:hyperlink r:id="rId28">
-        <w:r>
-          <w:rPr>
-            <w:lang w:val="zh_TW" w:bidi="zh_TW"/>
-          </w:rPr>
-          <w:rPr>
-            <w:color w:val="0000EE"/>
-            <w:u w:val="single"/>
-          </w:rPr>
-          <w:t>創38:14–16</w:t>
-        </w:r>
-      </w:hyperlink>
+      <w:r>
+        <w:rPr>
+          <w:lang w:val="zh_TW" w:bidi="zh_TW"/>
+        </w:rPr>
+        <w:t>創38:14–16</w:t>
+      </w:r>
       <w:r>
         <w:rPr>
           <w:lang w:val="zh_TW" w:bidi="zh_TW"/>
         </w:rPr>
         <w:t>）。女子由於已經被所羅門王收為妃嬪，她有理由遮掩自己的臉，避免被人認出。她想避免不得不四處向人詢問她所愛之人在哪裡的處境（參</w:t>
       </w:r>
-      <w:hyperlink r:id="rId29">
-        <w:r>
-          <w:rPr>
-            <w:lang w:val="zh_TW" w:bidi="zh_TW"/>
-          </w:rPr>
-          <w:rPr>
-            <w:color w:val="0000EE"/>
-            <w:u w:val="single"/>
-          </w:rPr>
-          <w:t>歌3:3</w:t>
-        </w:r>
-      </w:hyperlink>
+      <w:r>
+        <w:rPr>
+          <w:lang w:val="zh_TW" w:bidi="zh_TW"/>
+        </w:rPr>
+        <w:t>歌3:3</w:t>
+      </w:r>
       <w:r>
         <w:rPr>
           <w:lang w:val="zh_TW" w:bidi="zh_TW"/>
         </w:rPr>
         <w:t>；</w:t>
       </w:r>
-      <w:hyperlink r:id="rId30">
-        <w:r>
-          <w:rPr>
-            <w:lang w:val="zh_TW" w:bidi="zh_TW"/>
-          </w:rPr>
-          <w:rPr>
-            <w:color w:val="0000EE"/>
-            <w:u w:val="single"/>
-          </w:rPr>
-          <w:t>5:6–7</w:t>
-        </w:r>
-      </w:hyperlink>
+      <w:r>
+        <w:rPr>
+          <w:lang w:val="zh_TW" w:bidi="zh_TW"/>
+        </w:rPr>
+        <w:t>5:6–7</w:t>
+      </w:r>
       <w:r>
         <w:rPr>
           <w:lang w:val="zh_TW" w:bidi="zh_TW"/>
@@ -1469,120 +1355,72 @@
         </w:rPr>
         <w:t>，以表達他對她作為伴侶、朋友以及愛人的尊重（</w:t>
       </w:r>
-      <w:hyperlink r:id="rId31">
-        <w:r>
-          <w:rPr>
-            <w:lang w:val="zh_TW" w:bidi="zh_TW"/>
-          </w:rPr>
-          <w:rPr>
-            <w:color w:val="0000EE"/>
-            <w:u w:val="single"/>
-          </w:rPr>
-          <w:t>1:15，</w:t>
-        </w:r>
-      </w:hyperlink>
-      <w:hyperlink r:id="rId32">
-        <w:r>
-          <w:rPr>
-            <w:lang w:val="zh_TW" w:bidi="zh_TW"/>
-          </w:rPr>
-          <w:rPr>
-            <w:color w:val="0000EE"/>
-            <w:u w:val="single"/>
-          </w:rPr>
-          <w:t>2:2</w:t>
-        </w:r>
-      </w:hyperlink>
+      <w:r>
+        <w:rPr>
+          <w:lang w:val="zh_TW" w:bidi="zh_TW"/>
+        </w:rPr>
+        <w:t>1:15，</w:t>
+      </w:r>
+      <w:r>
+        <w:rPr>
+          <w:lang w:val="zh_TW" w:bidi="zh_TW"/>
+        </w:rPr>
+        <w:t>2:2</w:t>
+      </w:r>
       <w:r>
         <w:rPr>
           <w:lang w:val="zh_TW" w:bidi="zh_TW"/>
         </w:rPr>
         <w:t>、</w:t>
       </w:r>
-      <w:hyperlink r:id="rId33">
-        <w:r>
-          <w:rPr>
-            <w:lang w:val="zh_TW" w:bidi="zh_TW"/>
-          </w:rPr>
-          <w:rPr>
-            <w:color w:val="0000EE"/>
-            <w:u w:val="single"/>
-          </w:rPr>
-          <w:t>10</w:t>
-        </w:r>
-      </w:hyperlink>
+      <w:r>
+        <w:rPr>
+          <w:lang w:val="zh_TW" w:bidi="zh_TW"/>
+        </w:rPr>
+        <w:t>10</w:t>
+      </w:r>
       <w:r>
         <w:rPr>
           <w:lang w:val="zh_TW" w:bidi="zh_TW"/>
         </w:rPr>
         <w:t>、</w:t>
       </w:r>
-      <w:hyperlink r:id="rId34">
-        <w:r>
-          <w:rPr>
-            <w:lang w:val="zh_TW" w:bidi="zh_TW"/>
-          </w:rPr>
-          <w:rPr>
-            <w:color w:val="0000EE"/>
-            <w:u w:val="single"/>
-          </w:rPr>
-          <w:t>13，</w:t>
-        </w:r>
-      </w:hyperlink>
-      <w:hyperlink r:id="rId35">
-        <w:r>
-          <w:rPr>
-            <w:lang w:val="zh_TW" w:bidi="zh_TW"/>
-          </w:rPr>
-          <w:rPr>
-            <w:color w:val="0000EE"/>
-            <w:u w:val="single"/>
-          </w:rPr>
-          <w:t>4:1</w:t>
-        </w:r>
-      </w:hyperlink>
+      <w:r>
+        <w:rPr>
+          <w:lang w:val="zh_TW" w:bidi="zh_TW"/>
+        </w:rPr>
+        <w:t>13，</w:t>
+      </w:r>
+      <w:r>
+        <w:rPr>
+          <w:lang w:val="zh_TW" w:bidi="zh_TW"/>
+        </w:rPr>
+        <w:t>4:1</w:t>
+      </w:r>
       <w:r>
         <w:rPr>
           <w:lang w:val="zh_TW" w:bidi="zh_TW"/>
         </w:rPr>
         <w:t>、</w:t>
       </w:r>
-      <w:hyperlink r:id="rId36">
-        <w:r>
-          <w:rPr>
-            <w:lang w:val="zh_TW" w:bidi="zh_TW"/>
-          </w:rPr>
-          <w:rPr>
-            <w:color w:val="0000EE"/>
-            <w:u w:val="single"/>
-          </w:rPr>
-          <w:t>7，</w:t>
-        </w:r>
-      </w:hyperlink>
-      <w:hyperlink r:id="rId37">
-        <w:r>
-          <w:rPr>
-            <w:lang w:val="zh_TW" w:bidi="zh_TW"/>
-          </w:rPr>
-          <w:rPr>
-            <w:color w:val="0000EE"/>
-            <w:u w:val="single"/>
-          </w:rPr>
-          <w:t>5:2，</w:t>
-        </w:r>
-      </w:hyperlink>
-      <w:hyperlink r:id="rId38">
-        <w:r>
-          <w:rPr>
-            <w:lang w:val="zh_TW" w:bidi="zh_TW"/>
-          </w:rPr>
-          <w:rPr>
-            <w:color w:val="0000EE"/>
-            <w:u w:val="single"/>
-          </w:rPr>
-          <w:t>6:4</w:t>
-        </w:r>
-      </w:hyperlink>
+      <w:r>
+        <w:rPr>
+          <w:lang w:val="zh_TW" w:bidi="zh_TW"/>
+        </w:rPr>
+        <w:t>7，</w:t>
+      </w:r>
+      <w:r>
+        <w:rPr>
+          <w:lang w:val="zh_TW" w:bidi="zh_TW"/>
+        </w:rPr>
+        <w:t>5:2，</w:t>
+      </w:r>
+      <w:r>
+        <w:rPr>
+          <w:lang w:val="zh_TW" w:bidi="zh_TW"/>
+        </w:rPr>
+        <w:t>6:4</w:t>
+      </w:r>
       <w:r>
         <w:rPr>
           <w:lang w:val="zh_TW" w:bidi="zh_TW"/>
@@ -1655,18 +1493,12 @@
         </w:rPr>
         <w:t>這位女子的美麗在珠寶的襯托下顯得更加出眾。這樣的美麗配得更多的裝飾，所以這位男子說會為她提供更多珠寶（參</w:t>
       </w:r>
-      <w:hyperlink r:id="rId39">
-        <w:r>
-          <w:rPr>
-            <w:lang w:val="zh_TW" w:bidi="zh_TW"/>
-          </w:rPr>
-          <w:rPr>
-            <w:color w:val="0000EE"/>
-            <w:u w:val="single"/>
-          </w:rPr>
-          <w:t>太13:12</w:t>
-        </w:r>
-      </w:hyperlink>
+      <w:r>
+        <w:rPr>
+          <w:lang w:val="zh_TW" w:bidi="zh_TW"/>
+        </w:rPr>
+        <w:t>太13:12</w:t>
+      </w:r>
       <w:r>
         <w:rPr>
           <w:lang w:val="zh_TW" w:bidi="zh_TW"/>
@@ -1807,54 +1639,36 @@
         </w:rPr>
         <w:t>在劇目觀點中，雖然這位女子人在王宮（</w:t>
       </w:r>
-      <w:hyperlink r:id="rId14">
-        <w:r>
-          <w:rPr>
-            <w:lang w:val="zh_TW" w:bidi="zh_TW"/>
-          </w:rPr>
-          <w:rPr>
-            <w:color w:val="0000EE"/>
-            <w:u w:val="single"/>
-          </w:rPr>
-          <w:t>1:4</w:t>
-        </w:r>
-      </w:hyperlink>
+      <w:r>
+        <w:rPr>
+          <w:lang w:val="zh_TW" w:bidi="zh_TW"/>
+        </w:rPr>
+        <w:t>1:4</w:t>
+      </w:r>
       <w:r>
         <w:rPr>
           <w:lang w:val="zh_TW" w:bidi="zh_TW"/>
         </w:rPr>
         <w:t>、</w:t>
       </w:r>
-      <w:hyperlink r:id="rId40">
-        <w:r>
-          <w:rPr>
-            <w:lang w:val="zh_TW" w:bidi="zh_TW"/>
-          </w:rPr>
-          <w:rPr>
-            <w:color w:val="0000EE"/>
-            <w:u w:val="single"/>
-          </w:rPr>
-          <w:t>12</w:t>
-        </w:r>
-      </w:hyperlink>
+      <w:r>
+        <w:rPr>
+          <w:lang w:val="zh_TW" w:bidi="zh_TW"/>
+        </w:rPr>
+        <w:t>12</w:t>
+      </w:r>
       <w:r>
         <w:rPr>
           <w:lang w:val="zh_TW" w:bidi="zh_TW"/>
         </w:rPr>
         <w:t>），但她的心卻在她牧羊的愛人那裡（</w:t>
       </w:r>
-      <w:hyperlink r:id="rId41">
-        <w:r>
-          <w:rPr>
-            <w:lang w:val="zh_TW" w:bidi="zh_TW"/>
-          </w:rPr>
-          <w:rPr>
-            <w:color w:val="0000EE"/>
-            <w:u w:val="single"/>
-          </w:rPr>
-          <w:t>1:13–14</w:t>
-        </w:r>
-      </w:hyperlink>
+      <w:r>
+        <w:rPr>
+          <w:lang w:val="zh_TW" w:bidi="zh_TW"/>
+        </w:rPr>
+        <w:t>1:13–14</w:t>
+      </w:r>
       <w:r>
         <w:rPr>
           <w:lang w:val="zh_TW" w:bidi="zh_TW"/>
@@ -2080,30 +1894,18 @@
         </w:rPr>
         <w:t>把女子的眼睛比作鴿子（見</w:t>
       </w:r>
-      <w:hyperlink r:id="rId35">
-        <w:r>
-          <w:rPr>
-            <w:lang w:val="zh_TW" w:bidi="zh_TW"/>
-          </w:rPr>
-          <w:rPr>
-            <w:color w:val="0000EE"/>
-            <w:u w:val="single"/>
-          </w:rPr>
-          <w:t>4:1，</w:t>
-        </w:r>
-      </w:hyperlink>
-      <w:hyperlink r:id="rId42">
-        <w:r>
-          <w:rPr>
-            <w:lang w:val="zh_TW" w:bidi="zh_TW"/>
-          </w:rPr>
-          <w:rPr>
-            <w:color w:val="0000EE"/>
-            <w:u w:val="single"/>
-          </w:rPr>
-          <w:t>5:12</w:t>
-        </w:r>
-      </w:hyperlink>
+      <w:r>
+        <w:rPr>
+          <w:lang w:val="zh_TW" w:bidi="zh_TW"/>
+        </w:rPr>
+        <w:t>4:1，</w:t>
+      </w:r>
+      <w:r>
+        <w:rPr>
+          <w:lang w:val="zh_TW" w:bidi="zh_TW"/>
+        </w:rPr>
+        <w:t>5:12</w:t>
+      </w:r>
       <w:r>
         <w:rPr>
           <w:lang w:val="zh_TW" w:bidi="zh_TW"/>
@@ -2429,18 +2231,12 @@
         </w:rPr>
         <w:t>在詩的結尾（</w:t>
       </w:r>
-      <w:hyperlink r:id="rId43">
-        <w:r>
-          <w:rPr>
-            <w:lang w:val="zh_TW" w:bidi="zh_TW"/>
-          </w:rPr>
-          <w:rPr>
-            <w:color w:val="0000EE"/>
-            <w:u w:val="single"/>
-          </w:rPr>
-          <w:t>2:6</w:t>
-        </w:r>
-      </w:hyperlink>
+      <w:r>
+        <w:rPr>
+          <w:lang w:val="zh_TW" w:bidi="zh_TW"/>
+        </w:rPr>
+        <w:t>2:6</w:t>
+      </w:r>
       <w:r>
         <w:rPr>
           <w:lang w:val="zh_TW" w:bidi="zh_TW"/>
@@ -2495,36 +2291,24 @@
         </w:rPr>
         <w:t>她是最美麗的小花，他就像一棵更大更強壯的蘋果樹。蘋果樹在古代近東是一個感官形象（sensuous image，豐富的比喻），因為它的果實美味且香氣宜人。在中東酷熱的氣候中，樹蔭不僅令人感到清涼，還能救人性命（參</w:t>
       </w:r>
-      <w:hyperlink r:id="rId44">
-        <w:r>
-          <w:rPr>
-            <w:lang w:val="zh_TW" w:bidi="zh_TW"/>
-          </w:rPr>
-          <w:rPr>
-            <w:color w:val="0000EE"/>
-            <w:u w:val="single"/>
-          </w:rPr>
-          <w:t>拿4:6</w:t>
-        </w:r>
-      </w:hyperlink>
+      <w:r>
+        <w:rPr>
+          <w:lang w:val="zh_TW" w:bidi="zh_TW"/>
+        </w:rPr>
+        <w:t>拿4:6</w:t>
+      </w:r>
       <w:r>
         <w:rPr>
           <w:lang w:val="zh_TW" w:bidi="zh_TW"/>
         </w:rPr>
         <w:t>；</w:t>
       </w:r>
-      <w:hyperlink r:id="rId45">
-        <w:r>
-          <w:rPr>
-            <w:lang w:val="zh_TW" w:bidi="zh_TW"/>
-          </w:rPr>
-          <w:rPr>
-            <w:color w:val="0000EE"/>
-            <w:u w:val="single"/>
-          </w:rPr>
-          <w:t>太13:32</w:t>
-        </w:r>
-      </w:hyperlink>
+      <w:r>
+        <w:rPr>
+          <w:lang w:val="zh_TW" w:bidi="zh_TW"/>
+        </w:rPr>
+        <w:t>太13:32</w:t>
+      </w:r>
       <w:r>
         <w:rPr>
           <w:lang w:val="zh_TW" w:bidi="zh_TW"/>
@@ -2750,18 +2534,12 @@
         </w:rPr>
         <w:t>：當他們躺在一起時，他用溫柔的擁抱支撐著她（見</w:t>
       </w:r>
-      <w:hyperlink r:id="rId46">
-        <w:r>
-          <w:rPr>
-            <w:lang w:val="zh_TW" w:bidi="zh_TW"/>
-          </w:rPr>
-          <w:rPr>
-            <w:color w:val="0000EE"/>
-            <w:u w:val="single"/>
-          </w:rPr>
-          <w:t>8:3</w:t>
-        </w:r>
-      </w:hyperlink>
+      <w:r>
+        <w:rPr>
+          <w:lang w:val="zh_TW" w:bidi="zh_TW"/>
+        </w:rPr>
+        <w:t>8:3</w:t>
+      </w:r>
       <w:r>
         <w:rPr>
           <w:lang w:val="zh_TW" w:bidi="zh_TW"/>
@@ -2826,36 +2604,24 @@
         </w:rPr>
         <w:t>請你們指著羚羊和田野的母鹿向我保證」）：很明顯這個懇求在《雅歌》中很重要；它在</w:t>
       </w:r>
-      <w:hyperlink r:id="rId17">
-        <w:r>
-          <w:rPr>
-            <w:lang w:val="zh_TW" w:bidi="zh_TW"/>
-          </w:rPr>
-          <w:rPr>
-            <w:color w:val="0000EE"/>
-            <w:u w:val="single"/>
-          </w:rPr>
-          <w:t>3章5節</w:t>
-        </w:r>
-      </w:hyperlink>
+      <w:r>
+        <w:rPr>
+          <w:lang w:val="zh_TW" w:bidi="zh_TW"/>
+        </w:rPr>
+        <w:t>3章5節</w:t>
+      </w:r>
       <w:r>
         <w:rPr>
           <w:lang w:val="zh_TW" w:bidi="zh_TW"/>
         </w:rPr>
         <w:t>和</w:t>
       </w:r>
-      <w:hyperlink r:id="rId47">
-        <w:r>
-          <w:rPr>
-            <w:lang w:val="zh_TW" w:bidi="zh_TW"/>
-          </w:rPr>
-          <w:rPr>
-            <w:color w:val="0000EE"/>
-            <w:u w:val="single"/>
-          </w:rPr>
-          <w:t>8章4節</w:t>
-        </w:r>
-      </w:hyperlink>
+      <w:r>
+        <w:rPr>
+          <w:lang w:val="zh_TW" w:bidi="zh_TW"/>
+        </w:rPr>
+        <w:t>8章4節</w:t>
+      </w:r>
       <w:r>
         <w:rPr>
           <w:lang w:val="zh_TW" w:bidi="zh_TW"/>
@@ -2886,18 +2652,12 @@
         </w:rPr>
         <w:t>不要喚醒愛情，直到時機成熟」）：跟在</w:t>
       </w:r>
-      <w:hyperlink r:id="rId48">
-        <w:r>
-          <w:rPr>
-            <w:lang w:val="zh_TW" w:bidi="zh_TW"/>
-          </w:rPr>
-          <w:rPr>
-            <w:color w:val="0000EE"/>
-            <w:u w:val="single"/>
-          </w:rPr>
-          <w:t>8章8–9節</w:t>
-        </w:r>
-      </w:hyperlink>
+      <w:r>
+        <w:rPr>
+          <w:lang w:val="zh_TW" w:bidi="zh_TW"/>
+        </w:rPr>
+        <w:t>8章8–9節</w:t>
+      </w:r>
       <w:r>
         <w:rPr>
           <w:lang w:val="zh_TW" w:bidi="zh_TW"/>
@@ -3035,18 +2795,12 @@
         </w:rPr>
         <w:t>在這首詩中，女子期待愛人到來。她描述了冬天過去春天到來，這是一個花香四溢的時刻，是嶄新的開始。她和她的愛人在鄉村果園裡，雖然哪怕在這裡也有一絲受威脅的跡象（</w:t>
       </w:r>
-      <w:hyperlink r:id="rId24">
-        <w:r>
-          <w:rPr>
-            <w:lang w:val="zh_TW" w:bidi="zh_TW"/>
-          </w:rPr>
-          <w:rPr>
-            <w:color w:val="0000EE"/>
-            <w:u w:val="single"/>
-          </w:rPr>
-          <w:t>2:15</w:t>
-        </w:r>
-      </w:hyperlink>
+      <w:r>
+        <w:rPr>
+          <w:lang w:val="zh_TW" w:bidi="zh_TW"/>
+        </w:rPr>
+        <w:t>2:15</w:t>
+      </w:r>
       <w:r>
         <w:rPr>
           <w:lang w:val="zh_TW" w:bidi="zh_TW"/>
@@ -3241,18 +2995,12 @@
         </w:rPr>
         <w:t>在劇目觀點中，女子身為葡萄園管理者的責任仍然縈繞在她的頭腦中。她可能正在給那些照顧她葡萄園的人指示，在</w:t>
       </w:r>
-      <w:hyperlink r:id="rId49">
-        <w:r>
-          <w:rPr>
-            <w:lang w:val="zh_TW" w:bidi="zh_TW"/>
-          </w:rPr>
-          <w:rPr>
-            <w:color w:val="0000EE"/>
-            <w:u w:val="single"/>
-          </w:rPr>
-          <w:t>8章12節</w:t>
-        </w:r>
-      </w:hyperlink>
+      <w:r>
+        <w:rPr>
+          <w:lang w:val="zh_TW" w:bidi="zh_TW"/>
+        </w:rPr>
+        <w:t>8章12節</w:t>
+      </w:r>
       <w:r>
         <w:rPr>
           <w:lang w:val="zh_TW" w:bidi="zh_TW"/>
@@ -3360,72 +3108,48 @@
         </w:rPr>
         <w:t>或者，愛人作為羚羊，也可能在象徵了這位女子的百合花中吃草，這暗示出這對情侶的親密關係。這位女子經常被比作「園（garden）」（另見</w:t>
       </w:r>
-      <w:hyperlink r:id="rId50">
-        <w:r>
-          <w:rPr>
-            <w:lang w:val="zh_TW" w:bidi="zh_TW"/>
-          </w:rPr>
-          <w:rPr>
-            <w:color w:val="0000EE"/>
-            <w:u w:val="single"/>
-          </w:rPr>
-          <w:t>4:12</w:t>
-        </w:r>
-      </w:hyperlink>
+      <w:r>
+        <w:rPr>
+          <w:lang w:val="zh_TW" w:bidi="zh_TW"/>
+        </w:rPr>
+        <w:t>4:12</w:t>
+      </w:r>
       <w:r>
         <w:rPr>
           <w:lang w:val="zh_TW" w:bidi="zh_TW"/>
         </w:rPr>
         <w:t>、</w:t>
       </w:r>
-      <w:hyperlink r:id="rId51">
-        <w:r>
-          <w:rPr>
-            <w:lang w:val="zh_TW" w:bidi="zh_TW"/>
-          </w:rPr>
-          <w:rPr>
-            <w:color w:val="0000EE"/>
-            <w:u w:val="single"/>
-          </w:rPr>
-          <w:t>15–16</w:t>
-        </w:r>
-      </w:hyperlink>
+      <w:r>
+        <w:rPr>
+          <w:lang w:val="zh_TW" w:bidi="zh_TW"/>
+        </w:rPr>
+        <w:t>15–16</w:t>
+      </w:r>
       <w:r>
         <w:rPr>
           <w:lang w:val="zh_TW" w:bidi="zh_TW"/>
         </w:rPr>
         <w:t>，</w:t>
       </w:r>
-      <w:hyperlink r:id="rId18">
-        <w:r>
-          <w:rPr>
-            <w:lang w:val="zh_TW" w:bidi="zh_TW"/>
-          </w:rPr>
-          <w:rPr>
-            <w:color w:val="0000EE"/>
-            <w:u w:val="single"/>
-          </w:rPr>
-          <w:t>5:1</w:t>
-        </w:r>
-      </w:hyperlink>
+      <w:r>
+        <w:rPr>
+          <w:lang w:val="zh_TW" w:bidi="zh_TW"/>
+        </w:rPr>
+        <w:t>5:1</w:t>
+      </w:r>
       <w:r>
         <w:rPr>
           <w:lang w:val="zh_TW" w:bidi="zh_TW"/>
         </w:rPr>
         <w:t>，</w:t>
       </w:r>
-      <w:hyperlink r:id="rId52">
-        <w:r>
-          <w:rPr>
-            <w:lang w:val="zh_TW" w:bidi="zh_TW"/>
-          </w:rPr>
-          <w:rPr>
-            <w:color w:val="0000EE"/>
-            <w:u w:val="single"/>
-          </w:rPr>
-          <w:t>6:2</w:t>
-        </w:r>
-      </w:hyperlink>
+      <w:r>
+        <w:rPr>
+          <w:lang w:val="zh_TW" w:bidi="zh_TW"/>
+        </w:rPr>
+        <w:t>6:2</w:t>
+      </w:r>
       <w:r>
         <w:rPr>
           <w:lang w:val="zh_TW" w:bidi="zh_TW"/>
@@ -3574,18 +3298,12 @@
         </w:rPr>
         <w:t>由於常常提到耶路撒冷的眾女子（</w:t>
       </w:r>
-      <w:hyperlink r:id="rId17">
-        <w:r>
-          <w:rPr>
-            <w:lang w:val="zh_TW" w:bidi="zh_TW"/>
-          </w:rPr>
-          <w:rPr>
-            <w:color w:val="0000EE"/>
-            <w:u w:val="single"/>
-          </w:rPr>
-          <w:t>3:5</w:t>
-        </w:r>
-      </w:hyperlink>
+      <w:r>
+        <w:rPr>
+          <w:lang w:val="zh_TW" w:bidi="zh_TW"/>
+        </w:rPr>
+        <w:t>3:5</w:t>
+      </w:r>
       <w:r>
         <w:rPr>
           <w:lang w:val="zh_TW" w:bidi="zh_TW"/>
@@ -3610,18 +3328,12 @@
         </w:rPr>
         <w:t>以色列的王不太會在夜晚時出現在城中，如果他帶著六十個隨從（</w:t>
       </w:r>
-      <w:hyperlink r:id="rId53">
-        <w:r>
-          <w:rPr>
-            <w:lang w:val="zh_TW" w:bidi="zh_TW"/>
-          </w:rPr>
-          <w:rPr>
-            <w:color w:val="0000EE"/>
-            <w:u w:val="single"/>
-          </w:rPr>
-          <w:t>3:7–8</w:t>
-        </w:r>
-      </w:hyperlink>
+      <w:r>
+        <w:rPr>
+          <w:lang w:val="zh_TW" w:bidi="zh_TW"/>
+        </w:rPr>
+        <w:t>3:7–8</w:t>
+      </w:r>
       <w:r>
         <w:rPr>
           <w:lang w:val="zh_TW" w:bidi="zh_TW"/>
@@ -3832,18 +3544,12 @@
         </w:rPr>
         <w:t>所羅門王馬車的材料體現了他的財富和權勢，馬車用了建造聖殿時所用的黎巴嫩名貴的木材（</w:t>
       </w:r>
-      <w:hyperlink r:id="rId54">
-        <w:r>
-          <w:rPr>
-            <w:lang w:val="zh_TW" w:bidi="zh_TW"/>
-          </w:rPr>
-          <w:rPr>
-            <w:color w:val="0000EE"/>
-            <w:u w:val="single"/>
-          </w:rPr>
-          <w:t>王上5:5–6</w:t>
-        </w:r>
-      </w:hyperlink>
+      <w:r>
+        <w:rPr>
+          <w:lang w:val="zh_TW" w:bidi="zh_TW"/>
+        </w:rPr>
+        <w:t>王上5:5–6</w:t>
+      </w:r>
       <w:r>
         <w:rPr>
           <w:lang w:val="zh_TW" w:bidi="zh_TW"/>
@@ -3928,30 +3634,18 @@
         </w:rPr>
         <w:t>這是《雅歌》中唯一明確提到婚禮之處。在</w:t>
       </w:r>
-      <w:hyperlink r:id="rId55">
-        <w:r>
-          <w:rPr>
-            <w:lang w:val="zh_TW" w:bidi="zh_TW"/>
-          </w:rPr>
-          <w:rPr>
-            <w:color w:val="0000EE"/>
-            <w:u w:val="single"/>
-          </w:rPr>
-          <w:t>4章8–12節，</w:t>
-        </w:r>
-      </w:hyperlink>
-      <w:hyperlink r:id="rId18">
-        <w:r>
-          <w:rPr>
-            <w:lang w:val="zh_TW" w:bidi="zh_TW"/>
-          </w:rPr>
-          <w:rPr>
-            <w:color w:val="0000EE"/>
-            <w:u w:val="single"/>
-          </w:rPr>
-          <w:t>5章1節</w:t>
-        </w:r>
-      </w:hyperlink>
+      <w:r>
+        <w:rPr>
+          <w:lang w:val="zh_TW" w:bidi="zh_TW"/>
+        </w:rPr>
+        <w:t>4章8–12節，</w:t>
+      </w:r>
+      <w:r>
+        <w:rPr>
+          <w:lang w:val="zh_TW" w:bidi="zh_TW"/>
+        </w:rPr>
+        <w:t>5章1節</w:t>
+      </w:r>
       <w:r>
         <w:rPr>
           <w:lang w:val="zh_TW" w:bidi="zh_TW"/>
@@ -4029,18 +3723,12 @@
         </w:rPr>
         <w:t>）：這位男子即將與他的良友兼愛人圓房（另見</w:t>
       </w:r>
-      <w:hyperlink r:id="rId36">
-        <w:r>
-          <w:rPr>
-            <w:lang w:val="zh_TW" w:bidi="zh_TW"/>
-          </w:rPr>
-          <w:rPr>
-            <w:color w:val="0000EE"/>
-            <w:u w:val="single"/>
-          </w:rPr>
-          <w:t>4:7</w:t>
-        </w:r>
-      </w:hyperlink>
+      <w:r>
+        <w:rPr>
+          <w:lang w:val="zh_TW" w:bidi="zh_TW"/>
+        </w:rPr>
+        <w:t>4:7</w:t>
+      </w:r>
       <w:r>
         <w:rPr>
           <w:lang w:val="zh_TW" w:bidi="zh_TW"/>
@@ -4141,42 +3829,24 @@
         </w:rPr>
         <w:t>這首詩是書中的第一首「描繪詩（descriptive poem）」（另見</w:t>
       </w:r>
-      <w:hyperlink r:id="rId56">
-        <w:r>
-          <w:rPr>
-            <w:lang w:val="zh_TW" w:bidi="zh_TW"/>
-          </w:rPr>
-          <w:rPr>
-            <w:color w:val="0000EE"/>
-            <w:u w:val="single"/>
-          </w:rPr>
-          <w:t>5:10–16，</w:t>
-        </w:r>
-      </w:hyperlink>
-      <w:hyperlink r:id="rId57">
-        <w:r>
-          <w:rPr>
-            <w:lang w:val="zh_TW" w:bidi="zh_TW"/>
-          </w:rPr>
-          <w:rPr>
-            <w:color w:val="0000EE"/>
-            <w:u w:val="single"/>
-          </w:rPr>
-          <w:t>6:4–6，</w:t>
-        </w:r>
-      </w:hyperlink>
-      <w:hyperlink r:id="rId58">
-        <w:r>
-          <w:rPr>
-            <w:lang w:val="zh_TW" w:bidi="zh_TW"/>
-          </w:rPr>
-          <w:rPr>
-            <w:color w:val="0000EE"/>
-            <w:u w:val="single"/>
-          </w:rPr>
-          <w:t>7:2–8</w:t>
-        </w:r>
-      </w:hyperlink>
+      <w:r>
+        <w:rPr>
+          <w:lang w:val="zh_TW" w:bidi="zh_TW"/>
+        </w:rPr>
+        <w:t>5:10–16，</w:t>
+      </w:r>
+      <w:r>
+        <w:rPr>
+          <w:lang w:val="zh_TW" w:bidi="zh_TW"/>
+        </w:rPr>
+        <w:t>6:4–6，</w:t>
+      </w:r>
+      <w:r>
+        <w:rPr>
+          <w:lang w:val="zh_TW" w:bidi="zh_TW"/>
+        </w:rPr>
+        <w:t>7:2–8</w:t>
+      </w:r>
       <w:r>
         <w:rPr>
           <w:lang w:val="zh_TW" w:bidi="zh_TW"/>
@@ -4741,18 +4411,12 @@
         </w:rPr>
         <w:t>）：這是在通過對她純潔和貞潔的肯定，強調了他專屬和特許的地位（見</w:t>
       </w:r>
-      <w:hyperlink r:id="rId59">
-        <w:r>
-          <w:rPr>
-            <w:lang w:val="zh_TW" w:bidi="zh_TW"/>
-          </w:rPr>
-          <w:rPr>
-            <w:color w:val="0000EE"/>
-            <w:u w:val="single"/>
-          </w:rPr>
-          <w:t>箴5:15</w:t>
-        </w:r>
-      </w:hyperlink>
+      <w:r>
+        <w:rPr>
+          <w:lang w:val="zh_TW" w:bidi="zh_TW"/>
+        </w:rPr>
+        <w:t>箴5:15</w:t>
+      </w:r>
       <w:r>
         <w:rPr>
           <w:lang w:val="zh_TW" w:bidi="zh_TW"/>
@@ -4883,18 +4547,12 @@
         </w:rPr>
         <w:t>男子詩意地肯定了女子的貞潔（</w:t>
       </w:r>
-      <w:hyperlink r:id="rId50">
-        <w:r>
-          <w:rPr>
-            <w:lang w:val="zh_TW" w:bidi="zh_TW"/>
-          </w:rPr>
-          <w:rPr>
-            <w:color w:val="0000EE"/>
-            <w:u w:val="single"/>
-          </w:rPr>
-          <w:t>4:12</w:t>
-        </w:r>
-      </w:hyperlink>
+      <w:r>
+        <w:rPr>
+          <w:lang w:val="zh_TW" w:bidi="zh_TW"/>
+        </w:rPr>
+        <w:t>4:12</w:t>
+      </w:r>
       <w:r>
         <w:rPr>
           <w:lang w:val="zh_TW" w:bidi="zh_TW"/>
@@ -5077,18 +4735,12 @@
         </w:rPr>
         <w:t>」：在古代近東，開門是關於性的隱喻（另見</w:t>
       </w:r>
-      <w:hyperlink r:id="rId60">
-        <w:r>
-          <w:rPr>
-            <w:lang w:val="zh_TW" w:bidi="zh_TW"/>
-          </w:rPr>
-          <w:rPr>
-            <w:color w:val="0000EE"/>
-            <w:u w:val="single"/>
-          </w:rPr>
-          <w:t>8:9</w:t>
-        </w:r>
-      </w:hyperlink>
+      <w:r>
+        <w:rPr>
+          <w:lang w:val="zh_TW" w:bidi="zh_TW"/>
+        </w:rPr>
+        <w:t>8:9</w:t>
+      </w:r>
       <w:r>
         <w:rPr>
           <w:lang w:val="zh_TW" w:bidi="zh_TW"/>
@@ -5165,48 +4817,30 @@
         </w:rPr>
         <w:t>在劇目觀點中，這位女子曾兩次與男子分離並尋找他（</w:t>
       </w:r>
-      <w:hyperlink r:id="rId61">
-        <w:r>
-          <w:rPr>
-            <w:lang w:val="zh_TW" w:bidi="zh_TW"/>
-          </w:rPr>
-          <w:rPr>
-            <w:color w:val="0000EE"/>
-            <w:u w:val="single"/>
-          </w:rPr>
-          <w:t>1:4–7，</w:t>
-        </w:r>
-      </w:hyperlink>
-      <w:hyperlink r:id="rId21">
-        <w:r>
-          <w:rPr>
-            <w:lang w:val="zh_TW" w:bidi="zh_TW"/>
-          </w:rPr>
-          <w:rPr>
-            <w:color w:val="0000EE"/>
-            <w:u w:val="single"/>
-          </w:rPr>
-          <w:t>3:1–4</w:t>
-        </w:r>
-      </w:hyperlink>
+      <w:r>
+        <w:rPr>
+          <w:lang w:val="zh_TW" w:bidi="zh_TW"/>
+        </w:rPr>
+        <w:t>1:4–7，</w:t>
+      </w:r>
+      <w:r>
+        <w:rPr>
+          <w:lang w:val="zh_TW" w:bidi="zh_TW"/>
+        </w:rPr>
+        <w:t>3:1–4</w:t>
+      </w:r>
       <w:r>
         <w:rPr>
           <w:lang w:val="zh_TW" w:bidi="zh_TW"/>
         </w:rPr>
         <w:t>）。這是最後一次，分離發生在她的夢中——這只是一場噩夢。根據女子與耶路撒冷眾女子之間流暢的問答，她的夢似乎延續到了</w:t>
       </w:r>
-      <w:hyperlink r:id="rId62">
-        <w:r>
-          <w:rPr>
-            <w:lang w:val="zh_TW" w:bidi="zh_TW"/>
-          </w:rPr>
-          <w:rPr>
-            <w:color w:val="0000EE"/>
-            <w:u w:val="single"/>
-          </w:rPr>
-          <w:t>6章3節</w:t>
-        </w:r>
-      </w:hyperlink>
+      <w:r>
+        <w:rPr>
+          <w:lang w:val="zh_TW" w:bidi="zh_TW"/>
+        </w:rPr>
+        <w:t>6章3節</w:t>
+      </w:r>
       <w:r>
         <w:rPr>
           <w:lang w:val="zh_TW" w:bidi="zh_TW"/>
@@ -5343,36 +4977,24 @@
         </w:rPr>
         <w:t>：曾是保護者的守夜人（</w:t>
       </w:r>
-      <w:hyperlink r:id="rId29">
-        <w:r>
-          <w:rPr>
-            <w:lang w:val="zh_TW" w:bidi="zh_TW"/>
-          </w:rPr>
-          <w:rPr>
-            <w:color w:val="0000EE"/>
-            <w:u w:val="single"/>
-          </w:rPr>
-          <w:t>3:3</w:t>
-        </w:r>
-      </w:hyperlink>
+      <w:r>
+        <w:rPr>
+          <w:lang w:val="zh_TW" w:bidi="zh_TW"/>
+        </w:rPr>
+        <w:t>3:3</w:t>
+      </w:r>
       <w:r>
         <w:rPr>
           <w:lang w:val="zh_TW" w:bidi="zh_TW"/>
         </w:rPr>
         <w:t>）此刻在她的夢中（</w:t>
       </w:r>
-      <w:hyperlink r:id="rId37">
-        <w:r>
-          <w:rPr>
-            <w:lang w:val="zh_TW" w:bidi="zh_TW"/>
-          </w:rPr>
-          <w:rPr>
-            <w:color w:val="0000EE"/>
-            <w:u w:val="single"/>
-          </w:rPr>
-          <w:t>5:2</w:t>
-        </w:r>
-      </w:hyperlink>
+      <w:r>
+        <w:rPr>
+          <w:lang w:val="zh_TW" w:bidi="zh_TW"/>
+        </w:rPr>
+        <w:t>5:2</w:t>
+      </w:r>
       <w:r>
         <w:rPr>
           <w:lang w:val="zh_TW" w:bidi="zh_TW"/>
@@ -5457,18 +5079,12 @@
         </w:rPr>
         <w:t>：女子的創傷是她思愛成病的體現（參</w:t>
       </w:r>
-      <w:hyperlink r:id="rId63">
-        <w:r>
-          <w:rPr>
-            <w:lang w:val="zh_TW" w:bidi="zh_TW"/>
-          </w:rPr>
-          <w:rPr>
-            <w:color w:val="0000EE"/>
-            <w:u w:val="single"/>
-          </w:rPr>
-          <w:t>2:5</w:t>
-        </w:r>
-      </w:hyperlink>
+      <w:r>
+        <w:rPr>
+          <w:lang w:val="zh_TW" w:bidi="zh_TW"/>
+        </w:rPr>
+        <w:t>2:5</w:t>
+      </w:r>
       <w:r>
         <w:rPr>
           <w:lang w:val="zh_TW" w:bidi="zh_TW"/>
@@ -5736,66 +5352,42 @@
         </w:rPr>
         <w:t>的雕像，暗示了他的外貌如神一樣，因為古代的神像就是用這些珍貴金屬製成的（</w:t>
       </w:r>
-      <w:hyperlink r:id="rId64">
-        <w:r>
-          <w:rPr>
-            <w:lang w:val="zh_TW" w:bidi="zh_TW"/>
-          </w:rPr>
-          <w:rPr>
-            <w:color w:val="0000EE"/>
-            <w:u w:val="single"/>
-          </w:rPr>
-          <w:t>出32:1–4</w:t>
-        </w:r>
-      </w:hyperlink>
+      <w:r>
+        <w:rPr>
+          <w:lang w:val="zh_TW" w:bidi="zh_TW"/>
+        </w:rPr>
+        <w:t>出32:1–4</w:t>
+      </w:r>
       <w:r>
         <w:rPr>
           <w:lang w:val="zh_TW" w:bidi="zh_TW"/>
         </w:rPr>
         <w:t>；</w:t>
       </w:r>
-      <w:hyperlink r:id="rId65">
-        <w:r>
-          <w:rPr>
-            <w:lang w:val="zh_TW" w:bidi="zh_TW"/>
-          </w:rPr>
-          <w:rPr>
-            <w:color w:val="0000EE"/>
-            <w:u w:val="single"/>
-          </w:rPr>
-          <w:t>王上12:28</w:t>
-        </w:r>
-      </w:hyperlink>
+      <w:r>
+        <w:rPr>
+          <w:lang w:val="zh_TW" w:bidi="zh_TW"/>
+        </w:rPr>
+        <w:t>王上12:28</w:t>
+      </w:r>
       <w:r>
         <w:rPr>
           <w:lang w:val="zh_TW" w:bidi="zh_TW"/>
         </w:rPr>
         <w:t>；</w:t>
       </w:r>
-      <w:hyperlink r:id="rId66">
-        <w:r>
-          <w:rPr>
-            <w:lang w:val="zh_TW" w:bidi="zh_TW"/>
-          </w:rPr>
-          <w:rPr>
-            <w:color w:val="0000EE"/>
-            <w:u w:val="single"/>
-          </w:rPr>
-          <w:t>但2:32–33，</w:t>
-        </w:r>
-      </w:hyperlink>
-      <w:hyperlink r:id="rId67">
-        <w:r>
-          <w:rPr>
-            <w:lang w:val="zh_TW" w:bidi="zh_TW"/>
-          </w:rPr>
-          <w:rPr>
-            <w:color w:val="0000EE"/>
-            <w:u w:val="single"/>
-          </w:rPr>
-          <w:t>3:1</w:t>
-        </w:r>
-      </w:hyperlink>
+      <w:r>
+        <w:rPr>
+          <w:lang w:val="zh_TW" w:bidi="zh_TW"/>
+        </w:rPr>
+        <w:t>但2:32–33，</w:t>
+      </w:r>
+      <w:r>
+        <w:rPr>
+          <w:lang w:val="zh_TW" w:bidi="zh_TW"/>
+        </w:rPr>
+        <w:t>3:1</w:t>
+      </w:r>
       <w:r>
         <w:rPr>
           <w:lang w:val="zh_TW" w:bidi="zh_TW"/>
@@ -6190,36 +5782,24 @@
         </w:rPr>
         <w:t>得撒早在約書亞時代就是一個城邦；它最終變得足夠大，成為北國首都（</w:t>
       </w:r>
-      <w:hyperlink r:id="rId68">
-        <w:r>
-          <w:rPr>
-            <w:lang w:val="zh_TW" w:bidi="zh_TW"/>
-          </w:rPr>
-          <w:rPr>
-            <w:color w:val="0000EE"/>
-            <w:u w:val="single"/>
-          </w:rPr>
-          <w:t>書12:24</w:t>
-        </w:r>
-      </w:hyperlink>
+      <w:r>
+        <w:rPr>
+          <w:lang w:val="zh_TW" w:bidi="zh_TW"/>
+        </w:rPr>
+        <w:t>書12:24</w:t>
+      </w:r>
       <w:r>
         <w:rPr>
           <w:lang w:val="zh_TW" w:bidi="zh_TW"/>
         </w:rPr>
         <w:t>；</w:t>
       </w:r>
-      <w:hyperlink r:id="rId69">
-        <w:r>
-          <w:rPr>
-            <w:lang w:val="zh_TW" w:bidi="zh_TW"/>
-          </w:rPr>
-          <w:rPr>
-            <w:color w:val="0000EE"/>
-            <w:u w:val="single"/>
-          </w:rPr>
-          <w:t>王上15:33</w:t>
-        </w:r>
-      </w:hyperlink>
+      <w:r>
+        <w:rPr>
+          <w:lang w:val="zh_TW" w:bidi="zh_TW"/>
+        </w:rPr>
+        <w:t>王上15:33</w:t>
+      </w:r>
       <w:r>
         <w:rPr>
           <w:lang w:val="zh_TW" w:bidi="zh_TW"/>
@@ -6292,18 +5872,12 @@
         </w:rPr>
         <w:t>這位男子再次描繪了女子的美貌。他幾乎逐字重複了第</w:t>
       </w:r>
-      <w:hyperlink r:id="rId70">
-        <w:r>
-          <w:rPr>
-            <w:lang w:val="zh_TW" w:bidi="zh_TW"/>
-          </w:rPr>
-          <w:rPr>
-            <w:color w:val="0000EE"/>
-            <w:u w:val="single"/>
-          </w:rPr>
-          <w:t>4</w:t>
-        </w:r>
-      </w:hyperlink>
+      <w:r>
+        <w:rPr>
+          <w:lang w:val="zh_TW" w:bidi="zh_TW"/>
+        </w:rPr>
+        <w:t>4</w:t>
+      </w:r>
       <w:r>
         <w:rPr>
           <w:lang w:val="zh_TW" w:bidi="zh_TW"/>
@@ -6362,18 +5936,12 @@
         </w:rPr>
         <w:t>如果《雅歌》是耶和華對祂百姓之愛的寓言，那麼它將是一個非常無力的類比，因為所羅門在婚姻上的貪求無度無法很好地體現神的愛和信實（見</w:t>
       </w:r>
-      <w:hyperlink r:id="rId71">
-        <w:r>
-          <w:rPr>
-            <w:lang w:val="zh_TW" w:bidi="zh_TW"/>
-          </w:rPr>
-          <w:rPr>
-            <w:color w:val="0000EE"/>
-            <w:u w:val="single"/>
-          </w:rPr>
-          <w:t>王上11:1–13</w:t>
-        </w:r>
-      </w:hyperlink>
+      <w:r>
+        <w:rPr>
+          <w:lang w:val="zh_TW" w:bidi="zh_TW"/>
+        </w:rPr>
+        <w:t>王上11:1–13</w:t>
+      </w:r>
       <w:r>
         <w:rPr>
           <w:lang w:val="zh_TW" w:bidi="zh_TW"/>
@@ -6398,36 +5966,24 @@
         </w:rPr>
         <w:t>六十位王后：所羅門的許多妻子都是通過國際間的政治聯姻而獲得的（見</w:t>
       </w:r>
-      <w:hyperlink r:id="rId72">
-        <w:r>
-          <w:rPr>
-            <w:lang w:val="zh_TW" w:bidi="zh_TW"/>
-          </w:rPr>
-          <w:rPr>
-            <w:color w:val="0000EE"/>
-            <w:u w:val="single"/>
-          </w:rPr>
-          <w:t>王上11:1–3</w:t>
-        </w:r>
-      </w:hyperlink>
+      <w:r>
+        <w:rPr>
+          <w:lang w:val="zh_TW" w:bidi="zh_TW"/>
+        </w:rPr>
+        <w:t>王上11:1–3</w:t>
+      </w:r>
       <w:r>
         <w:rPr>
           <w:lang w:val="zh_TW" w:bidi="zh_TW"/>
         </w:rPr>
         <w:t>、</w:t>
       </w:r>
-      <w:hyperlink r:id="rId73">
-        <w:r>
-          <w:rPr>
-            <w:lang w:val="zh_TW" w:bidi="zh_TW"/>
-          </w:rPr>
-          <w:rPr>
-            <w:color w:val="0000EE"/>
-            <w:u w:val="single"/>
-          </w:rPr>
-          <w:t>8</w:t>
-        </w:r>
-      </w:hyperlink>
+      <w:r>
+        <w:rPr>
+          <w:lang w:val="zh_TW" w:bidi="zh_TW"/>
+        </w:rPr>
+        <w:t>8</w:t>
+      </w:r>
       <w:r>
         <w:rPr>
           <w:lang w:val="zh_TW" w:bidi="zh_TW"/>
@@ -6611,18 +6167,12 @@
         </w:rPr>
         <w:t>這首詩的結尾跟</w:t>
       </w:r>
-      <w:hyperlink r:id="rId38">
-        <w:r>
-          <w:rPr>
-            <w:lang w:val="zh_TW" w:bidi="zh_TW"/>
-          </w:rPr>
-          <w:rPr>
-            <w:color w:val="0000EE"/>
-            <w:u w:val="single"/>
-          </w:rPr>
-          <w:t>6章4節</w:t>
-        </w:r>
-      </w:hyperlink>
+      <w:r>
+        <w:rPr>
+          <w:lang w:val="zh_TW" w:bidi="zh_TW"/>
+        </w:rPr>
+        <w:t>6章4節</w:t>
+      </w:r>
       <w:r>
         <w:rPr>
           <w:lang w:val="zh_TW" w:bidi="zh_TW"/>
@@ -6761,18 +6311,12 @@
         </w:rPr>
         <w:t>：渴慕使得男子和女子結合在了一起。這裡可能可以支持所羅門是丈夫的觀點，儘管這個描述也可能是對浪漫與快樂的比喻（參</w:t>
       </w:r>
-      <w:hyperlink r:id="rId74">
-        <w:r>
-          <w:rPr>
-            <w:lang w:val="zh_TW" w:bidi="zh_TW"/>
-          </w:rPr>
-          <w:rPr>
-            <w:color w:val="0000EE"/>
-            <w:u w:val="single"/>
-          </w:rPr>
-          <w:t>1:16–17</w:t>
-        </w:r>
-      </w:hyperlink>
+      <w:r>
+        <w:rPr>
+          <w:lang w:val="zh_TW" w:bidi="zh_TW"/>
+        </w:rPr>
+        <w:t>1:16–17</w:t>
+      </w:r>
       <w:r>
         <w:rPr>
           <w:lang w:val="zh_TW" w:bidi="zh_TW"/>
@@ -6869,36 +6413,24 @@
         </w:rPr>
         <w:t>Shunem，</w:t>
       </w:r>
-      <w:hyperlink r:id="rId75">
-        <w:r>
-          <w:rPr>
-            <w:lang w:val="zh_TW" w:bidi="zh_TW"/>
-          </w:rPr>
-          <w:rPr>
-            <w:color w:val="0000EE"/>
-            <w:u w:val="single"/>
-          </w:rPr>
-          <w:t>王上1:3</w:t>
-        </w:r>
-      </w:hyperlink>
+      <w:r>
+        <w:rPr>
+          <w:lang w:val="zh_TW" w:bidi="zh_TW"/>
+        </w:rPr>
+        <w:t>王上1:3</w:t>
+      </w:r>
       <w:r>
         <w:rPr>
           <w:lang w:val="zh_TW" w:bidi="zh_TW"/>
         </w:rPr>
         <w:t>；</w:t>
       </w:r>
-      <w:hyperlink r:id="rId76">
-        <w:r>
-          <w:rPr>
-            <w:lang w:val="zh_TW" w:bidi="zh_TW"/>
-          </w:rPr>
-          <w:rPr>
-            <w:color w:val="0000EE"/>
-            <w:u w:val="single"/>
-          </w:rPr>
-          <w:t>王下4:11–12</w:t>
-        </w:r>
-      </w:hyperlink>
+      <w:r>
+        <w:rPr>
+          <w:lang w:val="zh_TW" w:bidi="zh_TW"/>
+        </w:rPr>
+        <w:t>王下4:11–12</w:t>
+      </w:r>
       <w:r>
         <w:rPr>
           <w:lang w:val="zh_TW" w:bidi="zh_TW"/>
@@ -7047,18 +6579,12 @@
         </w:rPr>
         <w:t>男子從讚美女子的舞步，逐步上升到她婀娜多姿的身體，然後到她飄逸的秀髮（</w:t>
       </w:r>
-      <w:hyperlink r:id="rId77">
-        <w:r>
-          <w:rPr>
-            <w:lang w:val="zh_TW" w:bidi="zh_TW"/>
-          </w:rPr>
-          <w:rPr>
-            <w:color w:val="0000EE"/>
-            <w:u w:val="single"/>
-          </w:rPr>
-          <w:t>7:1–5</w:t>
-        </w:r>
-      </w:hyperlink>
+      <w:r>
+        <w:rPr>
+          <w:lang w:val="zh_TW" w:bidi="zh_TW"/>
+        </w:rPr>
+        <w:t>7:1–5</w:t>
+      </w:r>
       <w:r>
         <w:rPr>
           <w:lang w:val="zh_TW" w:bidi="zh_TW"/>
@@ -7430,18 +6956,12 @@
         </w:rPr>
         <w:t>男子將女子的愛情和她的吻比作美酒，因為它們令人愉悅並使人眩暈（見</w:t>
       </w:r>
-      <w:hyperlink r:id="rId78">
-        <w:r>
-          <w:rPr>
-            <w:lang w:val="zh_TW" w:bidi="zh_TW"/>
-          </w:rPr>
-          <w:rPr>
-            <w:color w:val="0000EE"/>
-            <w:u w:val="single"/>
-          </w:rPr>
-          <w:t>1:2</w:t>
-        </w:r>
-      </w:hyperlink>
+      <w:r>
+        <w:rPr>
+          <w:lang w:val="zh_TW" w:bidi="zh_TW"/>
+        </w:rPr>
+        <w:t>1:2</w:t>
+      </w:r>
       <w:r>
         <w:rPr>
           <w:lang w:val="zh_TW" w:bidi="zh_TW"/>
@@ -7554,18 +7074,12 @@
         </w:rPr>
         <w:t>（希伯來文duda’im）是中東的一種催情草藥（見</w:t>
       </w:r>
-      <w:hyperlink r:id="rId79">
-        <w:r>
-          <w:rPr>
-            <w:lang w:val="zh_TW" w:bidi="zh_TW"/>
-          </w:rPr>
-          <w:rPr>
-            <w:color w:val="0000EE"/>
-            <w:u w:val="single"/>
-          </w:rPr>
-          <w:t>創30:14–16</w:t>
-        </w:r>
-      </w:hyperlink>
+      <w:r>
+        <w:rPr>
+          <w:lang w:val="zh_TW" w:bidi="zh_TW"/>
+        </w:rPr>
+        <w:t>創30:14–16</w:t>
+      </w:r>
       <w:r>
         <w:rPr>
           <w:lang w:val="zh_TW" w:bidi="zh_TW"/>
@@ -7770,18 +7284,12 @@
         </w:rPr>
         <w:t>：參</w:t>
       </w:r>
-      <w:hyperlink r:id="rId80">
-        <w:r>
-          <w:rPr>
-            <w:lang w:val="zh_TW" w:bidi="zh_TW"/>
-          </w:rPr>
-          <w:rPr>
-            <w:color w:val="0000EE"/>
-            <w:u w:val="single"/>
-          </w:rPr>
-          <w:t>3章4節</w:t>
-        </w:r>
-      </w:hyperlink>
+      <w:r>
+        <w:rPr>
+          <w:lang w:val="zh_TW" w:bidi="zh_TW"/>
+        </w:rPr>
+        <w:t>3章4節</w:t>
+      </w:r>
       <w:r>
         <w:rPr>
           <w:lang w:val="zh_TW" w:bidi="zh_TW"/>
@@ -7842,48 +7350,30 @@
         </w:rPr>
         <w:t>：這是第三次，這位女子鼓勵耶路撒冷的眾女子們要持守貞潔（見</w:t>
       </w:r>
-      <w:hyperlink r:id="rId16">
-        <w:r>
-          <w:rPr>
-            <w:lang w:val="zh_TW" w:bidi="zh_TW"/>
-          </w:rPr>
-          <w:rPr>
-            <w:color w:val="0000EE"/>
-            <w:u w:val="single"/>
-          </w:rPr>
-          <w:t>2:7，</w:t>
-        </w:r>
-      </w:hyperlink>
-      <w:hyperlink r:id="rId17">
-        <w:r>
-          <w:rPr>
-            <w:lang w:val="zh_TW" w:bidi="zh_TW"/>
-          </w:rPr>
-          <w:rPr>
-            <w:color w:val="0000EE"/>
-            <w:u w:val="single"/>
-          </w:rPr>
-          <w:t>3:5</w:t>
-        </w:r>
-      </w:hyperlink>
+      <w:r>
+        <w:rPr>
+          <w:lang w:val="zh_TW" w:bidi="zh_TW"/>
+        </w:rPr>
+        <w:t>2:7，</w:t>
+      </w:r>
+      <w:r>
+        <w:rPr>
+          <w:lang w:val="zh_TW" w:bidi="zh_TW"/>
+        </w:rPr>
+        <w:t>3:5</w:t>
+      </w:r>
       <w:r>
         <w:rPr>
           <w:lang w:val="zh_TW" w:bidi="zh_TW"/>
         </w:rPr>
         <w:t>）。貞潔的美德在</w:t>
       </w:r>
-      <w:hyperlink r:id="rId48">
-        <w:r>
-          <w:rPr>
-            <w:lang w:val="zh_TW" w:bidi="zh_TW"/>
-          </w:rPr>
-          <w:rPr>
-            <w:color w:val="0000EE"/>
-            <w:u w:val="single"/>
-          </w:rPr>
-          <w:t>8章8–9節</w:t>
-        </w:r>
-      </w:hyperlink>
+      <w:r>
+        <w:rPr>
+          <w:lang w:val="zh_TW" w:bidi="zh_TW"/>
+        </w:rPr>
+        <w:t>8章8–9節</w:t>
+      </w:r>
       <w:r>
         <w:rPr>
           <w:lang w:val="zh_TW" w:bidi="zh_TW"/>
@@ -7948,48 +7438,30 @@
         </w:rPr>
         <w:t>：蘋果樹是生育的象徵，因為它結果子（見</w:t>
       </w:r>
-      <w:hyperlink r:id="rId81">
-        <w:r>
-          <w:rPr>
-            <w:lang w:val="zh_TW" w:bidi="zh_TW"/>
-          </w:rPr>
-          <w:rPr>
-            <w:color w:val="0000EE"/>
-            <w:u w:val="single"/>
-          </w:rPr>
-          <w:t>2:3</w:t>
-        </w:r>
-      </w:hyperlink>
+      <w:r>
+        <w:rPr>
+          <w:lang w:val="zh_TW" w:bidi="zh_TW"/>
+        </w:rPr>
+        <w:t>2:3</w:t>
+      </w:r>
       <w:r>
         <w:rPr>
           <w:lang w:val="zh_TW" w:bidi="zh_TW"/>
         </w:rPr>
         <w:t>、</w:t>
       </w:r>
-      <w:hyperlink r:id="rId63">
-        <w:r>
-          <w:rPr>
-            <w:lang w:val="zh_TW" w:bidi="zh_TW"/>
-          </w:rPr>
-          <w:rPr>
-            <w:color w:val="0000EE"/>
-            <w:u w:val="single"/>
-          </w:rPr>
-          <w:t>5，</w:t>
-        </w:r>
-      </w:hyperlink>
-      <w:hyperlink r:id="rId82">
-        <w:r>
-          <w:rPr>
-            <w:lang w:val="zh_TW" w:bidi="zh_TW"/>
-          </w:rPr>
-          <w:rPr>
-            <w:color w:val="0000EE"/>
-            <w:u w:val="single"/>
-          </w:rPr>
-          <w:t>7:8</w:t>
-        </w:r>
-      </w:hyperlink>
+      <w:r>
+        <w:rPr>
+          <w:lang w:val="zh_TW" w:bidi="zh_TW"/>
+        </w:rPr>
+        <w:t>5，</w:t>
+      </w:r>
+      <w:r>
+        <w:rPr>
+          <w:lang w:val="zh_TW" w:bidi="zh_TW"/>
+        </w:rPr>
+        <w:t>7:8</w:t>
+      </w:r>
       <w:r>
         <w:rPr>
           <w:lang w:val="zh_TW" w:bidi="zh_TW"/>
@@ -8020,18 +7492,12 @@
         </w:rPr>
         <w:t>你母親在那裏生了你，她經歷了巨痛誕下了你」）：提到他的母親可能是在暗示生育是性愛的果子（參</w:t>
       </w:r>
-      <w:hyperlink r:id="rId83">
-        <w:r>
-          <w:rPr>
-            <w:lang w:val="zh_TW" w:bidi="zh_TW"/>
-          </w:rPr>
-          <w:rPr>
-            <w:color w:val="0000EE"/>
-            <w:u w:val="single"/>
-          </w:rPr>
-          <w:t>8:2</w:t>
-        </w:r>
-      </w:hyperlink>
+      <w:r>
+        <w:rPr>
+          <w:lang w:val="zh_TW" w:bidi="zh_TW"/>
+        </w:rPr>
+        <w:t>8:2</w:t>
+      </w:r>
       <w:r>
         <w:rPr>
           <w:lang w:val="zh_TW" w:bidi="zh_TW"/>
@@ -8144,36 +7610,24 @@
         </w:rPr>
         <w:t>的力量，促使我們保護像夫妻之間或神與祂子民之間的專屬（exclusive）關係（</w:t>
       </w:r>
-      <w:hyperlink r:id="rId84">
-        <w:r>
-          <w:rPr>
-            <w:lang w:val="zh_TW" w:bidi="zh_TW"/>
-          </w:rPr>
-          <w:rPr>
-            <w:color w:val="0000EE"/>
-            <w:u w:val="single"/>
-          </w:rPr>
-          <w:t>鴻1:2</w:t>
-        </w:r>
-      </w:hyperlink>
+      <w:r>
+        <w:rPr>
+          <w:lang w:val="zh_TW" w:bidi="zh_TW"/>
+        </w:rPr>
+        <w:t>鴻1:2</w:t>
+      </w:r>
       <w:r>
         <w:rPr>
           <w:lang w:val="zh_TW" w:bidi="zh_TW"/>
         </w:rPr>
         <w:t>；</w:t>
       </w:r>
-      <w:hyperlink r:id="rId85">
-        <w:r>
-          <w:rPr>
-            <w:lang w:val="zh_TW" w:bidi="zh_TW"/>
-          </w:rPr>
-          <w:rPr>
-            <w:color w:val="0000EE"/>
-            <w:u w:val="single"/>
-          </w:rPr>
-          <w:t>亞1:14–17</w:t>
-        </w:r>
-      </w:hyperlink>
+      <w:r>
+        <w:rPr>
+          <w:lang w:val="zh_TW" w:bidi="zh_TW"/>
+        </w:rPr>
+        <w:t>亞1:14–17</w:t>
+      </w:r>
       <w:r>
         <w:rPr>
           <w:lang w:val="zh_TW" w:bidi="zh_TW"/>
@@ -8365,18 +7819,12 @@
         </w:rPr>
         <w:t>牆：這個詞似乎有兩個寓意：（1）未成年女孩的胸部像牆（見</w:t>
       </w:r>
-      <w:hyperlink r:id="rId86">
-        <w:r>
-          <w:rPr>
-            <w:lang w:val="zh_TW" w:bidi="zh_TW"/>
-          </w:rPr>
-          <w:rPr>
-            <w:color w:val="0000EE"/>
-            <w:u w:val="single"/>
-          </w:rPr>
-          <w:t>8:10</w:t>
-        </w:r>
-      </w:hyperlink>
+      <w:r>
+        <w:rPr>
+          <w:lang w:val="zh_TW" w:bidi="zh_TW"/>
+        </w:rPr>
+        <w:t>8:10</w:t>
+      </w:r>
       <w:r>
         <w:rPr>
           <w:lang w:val="zh_TW" w:bidi="zh_TW"/>
@@ -8507,42 +7955,24 @@
         </w:rPr>
         <w:t>現在我的兩乳像樓」）：這位女子描述自己是令人傾慕的（參</w:t>
       </w:r>
-      <w:hyperlink r:id="rId87">
-        <w:r>
-          <w:rPr>
-            <w:lang w:val="zh_TW" w:bidi="zh_TW"/>
-          </w:rPr>
-          <w:rPr>
-            <w:color w:val="0000EE"/>
-            <w:u w:val="single"/>
-          </w:rPr>
-          <w:t>4:4，</w:t>
-        </w:r>
-      </w:hyperlink>
-      <w:hyperlink r:id="rId88">
-        <w:r>
-          <w:rPr>
-            <w:lang w:val="zh_TW" w:bidi="zh_TW"/>
-          </w:rPr>
-          <w:rPr>
-            <w:color w:val="0000EE"/>
-            <w:u w:val="single"/>
-          </w:rPr>
-          <w:t>7:4、</w:t>
-        </w:r>
-      </w:hyperlink>
-      <w:hyperlink r:id="rId82">
-        <w:r>
-          <w:rPr>
-            <w:lang w:val="zh_TW" w:bidi="zh_TW"/>
-          </w:rPr>
-          <w:rPr>
-            <w:color w:val="0000EE"/>
-            <w:u w:val="single"/>
-          </w:rPr>
-          <w:t>8</w:t>
-        </w:r>
-      </w:hyperlink>
+      <w:r>
+        <w:rPr>
+          <w:lang w:val="zh_TW" w:bidi="zh_TW"/>
+        </w:rPr>
+        <w:t>4:4，</w:t>
+      </w:r>
+      <w:r>
+        <w:rPr>
+          <w:lang w:val="zh_TW" w:bidi="zh_TW"/>
+        </w:rPr>
+        <w:t>7:4、</w:t>
+      </w:r>
+      <w:r>
+        <w:rPr>
+          <w:lang w:val="zh_TW" w:bidi="zh_TW"/>
+        </w:rPr>
+        <w:t>8</w:t>
+      </w:r>
       <w:r>
         <w:rPr>
           <w:lang w:val="zh_TW" w:bidi="zh_TW"/>
@@ -8696,18 +8126,12 @@
         </w:rPr>
         <w:t>在劇目觀點中，</w:t>
       </w:r>
-      <w:hyperlink r:id="rId89">
-        <w:r>
-          <w:rPr>
-            <w:lang w:val="zh_TW" w:bidi="zh_TW"/>
-          </w:rPr>
-          <w:rPr>
-            <w:color w:val="0000EE"/>
-            <w:u w:val="single"/>
-          </w:rPr>
-          <w:t>1章6節中</w:t>
-        </w:r>
-      </w:hyperlink>
+      <w:r>
+        <w:rPr>
+          <w:lang w:val="zh_TW" w:bidi="zh_TW"/>
+        </w:rPr>
+        <w:t>1章6節中</w:t>
+      </w:r>
       <w:r>
         <w:rPr>
           <w:lang w:val="zh_TW" w:bidi="zh_TW"/>
@@ -8860,18 +8284,12 @@
         </w:rPr>
         <w:t>她邀請他追趕她，而他則以羚羊般強健而令人振奮的速度追趕著她（見</w:t>
       </w:r>
-      <w:hyperlink r:id="rId90">
-        <w:r>
-          <w:rPr>
-            <w:lang w:val="zh_TW" w:bidi="zh_TW"/>
-          </w:rPr>
-          <w:rPr>
-            <w:color w:val="0000EE"/>
-            <w:u w:val="single"/>
-          </w:rPr>
-          <w:t>2:8–10</w:t>
-        </w:r>
-      </w:hyperlink>
+      <w:r>
+        <w:rPr>
+          <w:lang w:val="zh_TW" w:bidi="zh_TW"/>
+        </w:rPr>
+        <w:t>2:8–10</w:t>
+      </w:r>
       <w:r>
         <w:rPr>
           <w:lang w:val="zh_TW" w:bidi="zh_TW"/>
@@ -8902,18 +8320,12 @@
         </w:rPr>
         <w:t>：參</w:t>
       </w:r>
-      <w:hyperlink r:id="rId91">
-        <w:r>
-          <w:rPr>
-            <w:lang w:val="zh_TW" w:bidi="zh_TW"/>
-          </w:rPr>
-          <w:rPr>
-            <w:color w:val="0000EE"/>
-            <w:u w:val="single"/>
-          </w:rPr>
-          <w:t>4章6節</w:t>
-        </w:r>
-      </w:hyperlink>
+      <w:r>
+        <w:rPr>
+          <w:lang w:val="zh_TW" w:bidi="zh_TW"/>
+        </w:rPr>
+        <w:t>4章6節</w:t>
+      </w:r>
       <w:r>
         <w:rPr>
           <w:lang w:val="zh_TW" w:bidi="zh_TW"/>
